--- a/exercises/Bài tập tổng hợp 26-29 - Mạo từ, giới từ và từ chỉ định/Đề 2.docx
+++ b/exercises/Bài tập tổng hợp 26-29 - Mạo từ, giới từ và từ chỉ định/Đề 2.docx
@@ -141,18 +141,17 @@
     <w:p>
       <w:pPr>
         <w:keepNext/>
-        <w:spacing w:before="280" w:after="80" w:line="240" w:lineRule="auto"/>
-        <w:rPr>
-          <w:rFonts w:ascii="Arial" w:hAnsi="Arial" w:cs="Arial"/>
-          <w:b/>
-        </w:rPr>
-      </w:pPr>
-      <w:r>
-        <w:rPr>
-          <w:rFonts w:ascii="Arial" w:hAnsi="Arial" w:cs="Arial"/>
-          <w:b/>
-        </w:rPr>
-        <w:lastRenderedPageBreak/>
+        <w:spacing w:before="240" w:after="80" w:line="240" w:lineRule="auto"/>
+        <w:rPr>
+          <w:rFonts w:ascii="Arial" w:hAnsi="Arial" w:cs="Arial"/>
+          <w:b/>
+        </w:rPr>
+      </w:pPr>
+      <w:r>
+        <w:rPr>
+          <w:rFonts w:ascii="Arial" w:hAnsi="Arial" w:cs="Arial"/>
+          <w:b/>
+        </w:rPr>
         <w:t>PHẦN 1. CHỌN ĐÁP ÁN TRONG NGỮ CẢNH (10 điểm)</w:t>
       </w:r>
     </w:p>
@@ -230,6 +229,40 @@
     </w:p>
     <w:p>
       <w:pPr>
+        <w:spacing w:after="40" w:line="240" w:lineRule="auto"/>
+        <w:ind w:left="340"/>
+        <w:rPr>
+          <w:rFonts w:ascii="Arial" w:hAnsi="Arial" w:cs="Arial"/>
+          <w:sz w:val="22"/>
+        </w:rPr>
+      </w:pPr>
+      <w:r>
+        <w:rPr>
+          <w:rFonts w:ascii="Arial" w:hAnsi="Arial" w:cs="Arial"/>
+          <w:sz w:val="22"/>
+        </w:rPr>
+        <w:t>C. the</w:t>
+      </w:r>
+    </w:p>
+    <w:p>
+      <w:pPr>
+        <w:keepNext/>
+        <w:spacing w:before="120" w:after="60" w:line="240" w:lineRule="auto"/>
+        <w:rPr>
+          <w:rFonts w:ascii="Arial" w:hAnsi="Arial" w:cs="Arial"/>
+          <w:sz w:val="22"/>
+        </w:rPr>
+      </w:pPr>
+      <w:r>
+        <w:rPr>
+          <w:rFonts w:ascii="Arial" w:hAnsi="Arial" w:cs="Arial"/>
+          <w:sz w:val="22"/>
+        </w:rPr>
+        <w:t>2. “Yes. It is ___ the bank and the pharmacy.”</w:t>
+      </w:r>
+    </w:p>
+    <w:p>
+      <w:pPr>
         <w:keepNext/>
         <w:spacing w:after="40" w:line="240" w:lineRule="auto"/>
         <w:ind w:left="340"/>
@@ -243,24 +276,7 @@
           <w:rFonts w:ascii="Arial" w:hAnsi="Arial" w:cs="Arial"/>
           <w:sz w:val="22"/>
         </w:rPr>
-        <w:t>C. the</w:t>
-      </w:r>
-    </w:p>
-    <w:p>
-      <w:pPr>
-        <w:keepNext/>
-        <w:spacing w:before="120" w:after="60" w:line="240" w:lineRule="auto"/>
-        <w:rPr>
-          <w:rFonts w:ascii="Arial" w:hAnsi="Arial" w:cs="Arial"/>
-          <w:sz w:val="22"/>
-        </w:rPr>
-      </w:pPr>
-      <w:r>
-        <w:rPr>
-          <w:rFonts w:ascii="Arial" w:hAnsi="Arial" w:cs="Arial"/>
-          <w:sz w:val="22"/>
-        </w:rPr>
-        <w:t>2. “Yes. It is ___ the bank and the pharmacy.”</w:t>
+        <w:t>A. between</w:t>
       </w:r>
     </w:p>
     <w:p>
@@ -278,7 +294,41 @@
           <w:rFonts w:ascii="Arial" w:hAnsi="Arial" w:cs="Arial"/>
           <w:sz w:val="22"/>
         </w:rPr>
-        <w:t>A. between</w:t>
+        <w:t>B. under</w:t>
+      </w:r>
+    </w:p>
+    <w:p>
+      <w:pPr>
+        <w:spacing w:after="40" w:line="240" w:lineRule="auto"/>
+        <w:ind w:left="340"/>
+        <w:rPr>
+          <w:rFonts w:ascii="Arial" w:hAnsi="Arial" w:cs="Arial"/>
+          <w:sz w:val="22"/>
+        </w:rPr>
+      </w:pPr>
+      <w:r>
+        <w:rPr>
+          <w:rFonts w:ascii="Arial" w:hAnsi="Arial" w:cs="Arial"/>
+          <w:sz w:val="22"/>
+        </w:rPr>
+        <w:t>C. into</w:t>
+      </w:r>
+    </w:p>
+    <w:p>
+      <w:pPr>
+        <w:keepNext/>
+        <w:spacing w:before="120" w:after="60" w:line="240" w:lineRule="auto"/>
+        <w:rPr>
+          <w:rFonts w:ascii="Arial" w:hAnsi="Arial" w:cs="Arial"/>
+          <w:sz w:val="22"/>
+        </w:rPr>
+      </w:pPr>
+      <w:r>
+        <w:rPr>
+          <w:rFonts w:ascii="Arial" w:hAnsi="Arial" w:cs="Arial"/>
+          <w:sz w:val="22"/>
+        </w:rPr>
+        <w:t>3. “What are ___ buildings over there?”</w:t>
       </w:r>
     </w:p>
     <w:p>
@@ -296,7 +346,7 @@
           <w:rFonts w:ascii="Arial" w:hAnsi="Arial" w:cs="Arial"/>
           <w:sz w:val="22"/>
         </w:rPr>
-        <w:t>B. under</w:t>
+        <w:t>A. this</w:t>
       </w:r>
     </w:p>
     <w:p>
@@ -314,7 +364,24 @@
           <w:rFonts w:ascii="Arial" w:hAnsi="Arial" w:cs="Arial"/>
           <w:sz w:val="22"/>
         </w:rPr>
-        <w:t>C. into</w:t>
+        <w:t>B. that</w:t>
+      </w:r>
+    </w:p>
+    <w:p>
+      <w:pPr>
+        <w:spacing w:after="40" w:line="240" w:lineRule="auto"/>
+        <w:ind w:left="340"/>
+        <w:rPr>
+          <w:rFonts w:ascii="Arial" w:hAnsi="Arial" w:cs="Arial"/>
+          <w:sz w:val="22"/>
+        </w:rPr>
+      </w:pPr>
+      <w:r>
+        <w:rPr>
+          <w:rFonts w:ascii="Arial" w:hAnsi="Arial" w:cs="Arial"/>
+          <w:sz w:val="22"/>
+        </w:rPr>
+        <w:t>C. those</w:t>
       </w:r>
     </w:p>
     <w:p>
@@ -331,7 +398,7 @@
           <w:rFonts w:ascii="Arial" w:hAnsi="Arial" w:cs="Arial"/>
           <w:sz w:val="22"/>
         </w:rPr>
-        <w:t>3. “What are ___ buildings over there?”</w:t>
+        <w:t>4. “___ a café on this street?”</w:t>
       </w:r>
     </w:p>
     <w:p>
@@ -349,7 +416,7 @@
           <w:rFonts w:ascii="Arial" w:hAnsi="Arial" w:cs="Arial"/>
           <w:sz w:val="22"/>
         </w:rPr>
-        <w:t>A. this</w:t>
+        <w:t>A. There is</w:t>
       </w:r>
     </w:p>
     <w:p>
@@ -367,7 +434,41 @@
           <w:rFonts w:ascii="Arial" w:hAnsi="Arial" w:cs="Arial"/>
           <w:sz w:val="22"/>
         </w:rPr>
-        <w:t>B. that</w:t>
+        <w:t>B. Is there</w:t>
+      </w:r>
+    </w:p>
+    <w:p>
+      <w:pPr>
+        <w:spacing w:after="40" w:line="240" w:lineRule="auto"/>
+        <w:ind w:left="340"/>
+        <w:rPr>
+          <w:rFonts w:ascii="Arial" w:hAnsi="Arial" w:cs="Arial"/>
+          <w:sz w:val="22"/>
+        </w:rPr>
+      </w:pPr>
+      <w:r>
+        <w:rPr>
+          <w:rFonts w:ascii="Arial" w:hAnsi="Arial" w:cs="Arial"/>
+          <w:sz w:val="22"/>
+        </w:rPr>
+        <w:t>C. Are there</w:t>
+      </w:r>
+    </w:p>
+    <w:p>
+      <w:pPr>
+        <w:keepNext/>
+        <w:spacing w:before="120" w:after="60" w:line="240" w:lineRule="auto"/>
+        <w:rPr>
+          <w:rFonts w:ascii="Arial" w:hAnsi="Arial" w:cs="Arial"/>
+          <w:sz w:val="22"/>
+        </w:rPr>
+      </w:pPr>
+      <w:r>
+        <w:rPr>
+          <w:rFonts w:ascii="Arial" w:hAnsi="Arial" w:cs="Arial"/>
+          <w:sz w:val="22"/>
+        </w:rPr>
+        <w:t>5. “The café is ___ the corner.”</w:t>
       </w:r>
     </w:p>
     <w:p>
@@ -385,24 +486,7 @@
           <w:rFonts w:ascii="Arial" w:hAnsi="Arial" w:cs="Arial"/>
           <w:sz w:val="22"/>
         </w:rPr>
-        <w:t>C. those</w:t>
-      </w:r>
-    </w:p>
-    <w:p>
-      <w:pPr>
-        <w:keepNext/>
-        <w:spacing w:before="120" w:after="60" w:line="240" w:lineRule="auto"/>
-        <w:rPr>
-          <w:rFonts w:ascii="Arial" w:hAnsi="Arial" w:cs="Arial"/>
-          <w:sz w:val="22"/>
-        </w:rPr>
-      </w:pPr>
-      <w:r>
-        <w:rPr>
-          <w:rFonts w:ascii="Arial" w:hAnsi="Arial" w:cs="Arial"/>
-          <w:sz w:val="22"/>
-        </w:rPr>
-        <w:t>4. “___ a café on this street?”</w:t>
+        <w:t>A. at</w:t>
       </w:r>
     </w:p>
     <w:p>
@@ -420,7 +504,41 @@
           <w:rFonts w:ascii="Arial" w:hAnsi="Arial" w:cs="Arial"/>
           <w:sz w:val="22"/>
         </w:rPr>
-        <w:t>A. There is</w:t>
+        <w:t>B. in</w:t>
+      </w:r>
+    </w:p>
+    <w:p>
+      <w:pPr>
+        <w:spacing w:after="40" w:line="240" w:lineRule="auto"/>
+        <w:ind w:left="340"/>
+        <w:rPr>
+          <w:rFonts w:ascii="Arial" w:hAnsi="Arial" w:cs="Arial"/>
+          <w:sz w:val="22"/>
+        </w:rPr>
+      </w:pPr>
+      <w:r>
+        <w:rPr>
+          <w:rFonts w:ascii="Arial" w:hAnsi="Arial" w:cs="Arial"/>
+          <w:sz w:val="22"/>
+        </w:rPr>
+        <w:t>C. from</w:t>
+      </w:r>
+    </w:p>
+    <w:p>
+      <w:pPr>
+        <w:keepNext/>
+        <w:spacing w:before="120" w:after="60" w:line="240" w:lineRule="auto"/>
+        <w:rPr>
+          <w:rFonts w:ascii="Arial" w:hAnsi="Arial" w:cs="Arial"/>
+          <w:sz w:val="22"/>
+        </w:rPr>
+      </w:pPr>
+      <w:r>
+        <w:rPr>
+          <w:rFonts w:ascii="Arial" w:hAnsi="Arial" w:cs="Arial"/>
+          <w:sz w:val="22"/>
+        </w:rPr>
+        <w:t>6. “I need ___ umbrella.”</w:t>
       </w:r>
     </w:p>
     <w:p>
@@ -438,7 +556,7 @@
           <w:rFonts w:ascii="Arial" w:hAnsi="Arial" w:cs="Arial"/>
           <w:sz w:val="22"/>
         </w:rPr>
-        <w:t>B. Is there</w:t>
+        <w:t>A. a</w:t>
       </w:r>
     </w:p>
     <w:p>
@@ -456,7 +574,24 @@
           <w:rFonts w:ascii="Arial" w:hAnsi="Arial" w:cs="Arial"/>
           <w:sz w:val="22"/>
         </w:rPr>
-        <w:t>C. Are there</w:t>
+        <w:t>B. an</w:t>
+      </w:r>
+    </w:p>
+    <w:p>
+      <w:pPr>
+        <w:spacing w:after="40" w:line="240" w:lineRule="auto"/>
+        <w:ind w:left="340"/>
+        <w:rPr>
+          <w:rFonts w:ascii="Arial" w:hAnsi="Arial" w:cs="Arial"/>
+          <w:sz w:val="22"/>
+        </w:rPr>
+      </w:pPr>
+      <w:r>
+        <w:rPr>
+          <w:rFonts w:ascii="Arial" w:hAnsi="Arial" w:cs="Arial"/>
+          <w:sz w:val="22"/>
+        </w:rPr>
+        <w:t>C. the</w:t>
       </w:r>
     </w:p>
     <w:p>
@@ -473,7 +608,7 @@
           <w:rFonts w:ascii="Arial" w:hAnsi="Arial" w:cs="Arial"/>
           <w:sz w:val="22"/>
         </w:rPr>
-        <w:t>5. “The café is ___ the corner.”</w:t>
+        <w:t>7. “Look at ___ map in my hand.”</w:t>
       </w:r>
     </w:p>
     <w:p>
@@ -491,7 +626,7 @@
           <w:rFonts w:ascii="Arial" w:hAnsi="Arial" w:cs="Arial"/>
           <w:sz w:val="22"/>
         </w:rPr>
-        <w:t>A. at</w:t>
+        <w:t>A. this</w:t>
       </w:r>
     </w:p>
     <w:p>
@@ -509,7 +644,41 @@
           <w:rFonts w:ascii="Arial" w:hAnsi="Arial" w:cs="Arial"/>
           <w:sz w:val="22"/>
         </w:rPr>
-        <w:t>B. in</w:t>
+        <w:t>B. that</w:t>
+      </w:r>
+    </w:p>
+    <w:p>
+      <w:pPr>
+        <w:spacing w:after="40" w:line="240" w:lineRule="auto"/>
+        <w:ind w:left="340"/>
+        <w:rPr>
+          <w:rFonts w:ascii="Arial" w:hAnsi="Arial" w:cs="Arial"/>
+          <w:sz w:val="22"/>
+        </w:rPr>
+      </w:pPr>
+      <w:r>
+        <w:rPr>
+          <w:rFonts w:ascii="Arial" w:hAnsi="Arial" w:cs="Arial"/>
+          <w:sz w:val="22"/>
+        </w:rPr>
+        <w:t>C. those</w:t>
+      </w:r>
+    </w:p>
+    <w:p>
+      <w:pPr>
+        <w:keepNext/>
+        <w:spacing w:before="120" w:after="60" w:line="240" w:lineRule="auto"/>
+        <w:rPr>
+          <w:rFonts w:ascii="Arial" w:hAnsi="Arial" w:cs="Arial"/>
+          <w:sz w:val="22"/>
+        </w:rPr>
+      </w:pPr>
+      <w:r>
+        <w:rPr>
+          <w:rFonts w:ascii="Arial" w:hAnsi="Arial" w:cs="Arial"/>
+          <w:sz w:val="22"/>
+        </w:rPr>
+        <w:t>8. “There ___ two bus stops outside.”</w:t>
       </w:r>
     </w:p>
     <w:p>
@@ -527,24 +696,7 @@
           <w:rFonts w:ascii="Arial" w:hAnsi="Arial" w:cs="Arial"/>
           <w:sz w:val="22"/>
         </w:rPr>
-        <w:t>C. from</w:t>
-      </w:r>
-    </w:p>
-    <w:p>
-      <w:pPr>
-        <w:keepNext/>
-        <w:spacing w:before="120" w:after="60" w:line="240" w:lineRule="auto"/>
-        <w:rPr>
-          <w:rFonts w:ascii="Arial" w:hAnsi="Arial" w:cs="Arial"/>
-          <w:sz w:val="22"/>
-        </w:rPr>
-      </w:pPr>
-      <w:r>
-        <w:rPr>
-          <w:rFonts w:ascii="Arial" w:hAnsi="Arial" w:cs="Arial"/>
-          <w:sz w:val="22"/>
-        </w:rPr>
-        <w:t>6. “I need ___ umbrella.”</w:t>
+        <w:t>A. is</w:t>
       </w:r>
     </w:p>
     <w:p>
@@ -562,7 +714,41 @@
           <w:rFonts w:ascii="Arial" w:hAnsi="Arial" w:cs="Arial"/>
           <w:sz w:val="22"/>
         </w:rPr>
-        <w:t>A. a</w:t>
+        <w:t>B. are</w:t>
+      </w:r>
+    </w:p>
+    <w:p>
+      <w:pPr>
+        <w:spacing w:after="40" w:line="240" w:lineRule="auto"/>
+        <w:ind w:left="340"/>
+        <w:rPr>
+          <w:rFonts w:ascii="Arial" w:hAnsi="Arial" w:cs="Arial"/>
+          <w:sz w:val="22"/>
+        </w:rPr>
+      </w:pPr>
+      <w:r>
+        <w:rPr>
+          <w:rFonts w:ascii="Arial" w:hAnsi="Arial" w:cs="Arial"/>
+          <w:sz w:val="22"/>
+        </w:rPr>
+        <w:t>C. be</w:t>
+      </w:r>
+    </w:p>
+    <w:p>
+      <w:pPr>
+        <w:keepNext/>
+        <w:spacing w:before="120" w:after="60" w:line="240" w:lineRule="auto"/>
+        <w:rPr>
+          <w:rFonts w:ascii="Arial" w:hAnsi="Arial" w:cs="Arial"/>
+          <w:sz w:val="22"/>
+        </w:rPr>
+      </w:pPr>
+      <w:r>
+        <w:rPr>
+          <w:rFonts w:ascii="Arial" w:hAnsi="Arial" w:cs="Arial"/>
+          <w:sz w:val="22"/>
+        </w:rPr>
+        <w:t>9. “The museum opens ___ Tuesday.”</w:t>
       </w:r>
     </w:p>
     <w:p>
@@ -580,7 +766,7 @@
           <w:rFonts w:ascii="Arial" w:hAnsi="Arial" w:cs="Arial"/>
           <w:sz w:val="22"/>
         </w:rPr>
-        <w:t>B. an</w:t>
+        <w:t>A. at</w:t>
       </w:r>
     </w:p>
     <w:p>
@@ -598,7 +784,24 @@
           <w:rFonts w:ascii="Arial" w:hAnsi="Arial" w:cs="Arial"/>
           <w:sz w:val="22"/>
         </w:rPr>
-        <w:t>C. the</w:t>
+        <w:t>B. on</w:t>
+      </w:r>
+    </w:p>
+    <w:p>
+      <w:pPr>
+        <w:spacing w:after="40" w:line="240" w:lineRule="auto"/>
+        <w:ind w:left="340"/>
+        <w:rPr>
+          <w:rFonts w:ascii="Arial" w:hAnsi="Arial" w:cs="Arial"/>
+          <w:sz w:val="22"/>
+        </w:rPr>
+      </w:pPr>
+      <w:r>
+        <w:rPr>
+          <w:rFonts w:ascii="Arial" w:hAnsi="Arial" w:cs="Arial"/>
+          <w:sz w:val="22"/>
+        </w:rPr>
+        <w:t>C. in</w:t>
       </w:r>
     </w:p>
     <w:p>
@@ -615,7 +818,7 @@
           <w:rFonts w:ascii="Arial" w:hAnsi="Arial" w:cs="Arial"/>
           <w:sz w:val="22"/>
         </w:rPr>
-        <w:t>7. “Look at ___ map in my hand.”</w:t>
+        <w:t>10. “We can meet ___ noon.”</w:t>
       </w:r>
     </w:p>
     <w:p>
@@ -633,7 +836,7 @@
           <w:rFonts w:ascii="Arial" w:hAnsi="Arial" w:cs="Arial"/>
           <w:sz w:val="22"/>
         </w:rPr>
-        <w:t>A. this</w:t>
+        <w:t>A. at</w:t>
       </w:r>
     </w:p>
     <w:p>
@@ -651,12 +854,11 @@
           <w:rFonts w:ascii="Arial" w:hAnsi="Arial" w:cs="Arial"/>
           <w:sz w:val="22"/>
         </w:rPr>
-        <w:t>B. that</w:t>
-      </w:r>
-    </w:p>
-    <w:p>
-      <w:pPr>
-        <w:keepNext/>
+        <w:t>B. on</w:t>
+      </w:r>
+    </w:p>
+    <w:p>
+      <w:pPr>
         <w:spacing w:after="40" w:line="240" w:lineRule="auto"/>
         <w:ind w:left="340"/>
         <w:rPr>
@@ -669,220 +871,6 @@
           <w:rFonts w:ascii="Arial" w:hAnsi="Arial" w:cs="Arial"/>
           <w:sz w:val="22"/>
         </w:rPr>
-        <w:t>C. those</w:t>
-      </w:r>
-    </w:p>
-    <w:p>
-      <w:pPr>
-        <w:keepNext/>
-        <w:spacing w:before="120" w:after="60" w:line="240" w:lineRule="auto"/>
-        <w:rPr>
-          <w:rFonts w:ascii="Arial" w:hAnsi="Arial" w:cs="Arial"/>
-          <w:sz w:val="22"/>
-        </w:rPr>
-      </w:pPr>
-      <w:r>
-        <w:rPr>
-          <w:rFonts w:ascii="Arial" w:hAnsi="Arial" w:cs="Arial"/>
-          <w:sz w:val="22"/>
-        </w:rPr>
-        <w:t>8. “There ___ two bus stops outside.”</w:t>
-      </w:r>
-    </w:p>
-    <w:p>
-      <w:pPr>
-        <w:keepNext/>
-        <w:spacing w:after="40" w:line="240" w:lineRule="auto"/>
-        <w:ind w:left="340"/>
-        <w:rPr>
-          <w:rFonts w:ascii="Arial" w:hAnsi="Arial" w:cs="Arial"/>
-          <w:sz w:val="22"/>
-        </w:rPr>
-      </w:pPr>
-      <w:r>
-        <w:rPr>
-          <w:rFonts w:ascii="Arial" w:hAnsi="Arial" w:cs="Arial"/>
-          <w:sz w:val="22"/>
-        </w:rPr>
-        <w:t>A. is</w:t>
-      </w:r>
-    </w:p>
-    <w:p>
-      <w:pPr>
-        <w:keepNext/>
-        <w:spacing w:after="40" w:line="240" w:lineRule="auto"/>
-        <w:ind w:left="340"/>
-        <w:rPr>
-          <w:rFonts w:ascii="Arial" w:hAnsi="Arial" w:cs="Arial"/>
-          <w:sz w:val="22"/>
-        </w:rPr>
-      </w:pPr>
-      <w:r>
-        <w:rPr>
-          <w:rFonts w:ascii="Arial" w:hAnsi="Arial" w:cs="Arial"/>
-          <w:sz w:val="22"/>
-        </w:rPr>
-        <w:t>B. are</w:t>
-      </w:r>
-    </w:p>
-    <w:p>
-      <w:pPr>
-        <w:keepNext/>
-        <w:spacing w:after="40" w:line="240" w:lineRule="auto"/>
-        <w:ind w:left="340"/>
-        <w:rPr>
-          <w:rFonts w:ascii="Arial" w:hAnsi="Arial" w:cs="Arial"/>
-          <w:sz w:val="22"/>
-        </w:rPr>
-      </w:pPr>
-      <w:r>
-        <w:rPr>
-          <w:rFonts w:ascii="Arial" w:hAnsi="Arial" w:cs="Arial"/>
-          <w:sz w:val="22"/>
-        </w:rPr>
-        <w:t>C. be</w:t>
-      </w:r>
-    </w:p>
-    <w:p>
-      <w:pPr>
-        <w:keepNext/>
-        <w:spacing w:before="120" w:after="60" w:line="240" w:lineRule="auto"/>
-        <w:rPr>
-          <w:rFonts w:ascii="Arial" w:hAnsi="Arial" w:cs="Arial"/>
-          <w:sz w:val="22"/>
-        </w:rPr>
-      </w:pPr>
-      <w:r>
-        <w:rPr>
-          <w:rFonts w:ascii="Arial" w:hAnsi="Arial" w:cs="Arial"/>
-          <w:sz w:val="22"/>
-        </w:rPr>
-        <w:t>9. “The museum opens ___ Tuesday.”</w:t>
-      </w:r>
-    </w:p>
-    <w:p>
-      <w:pPr>
-        <w:keepNext/>
-        <w:spacing w:after="40" w:line="240" w:lineRule="auto"/>
-        <w:ind w:left="340"/>
-        <w:rPr>
-          <w:rFonts w:ascii="Arial" w:hAnsi="Arial" w:cs="Arial"/>
-          <w:sz w:val="22"/>
-        </w:rPr>
-      </w:pPr>
-      <w:r>
-        <w:rPr>
-          <w:rFonts w:ascii="Arial" w:hAnsi="Arial" w:cs="Arial"/>
-          <w:sz w:val="22"/>
-        </w:rPr>
-        <w:t>A. at</w:t>
-      </w:r>
-    </w:p>
-    <w:p>
-      <w:pPr>
-        <w:keepNext/>
-        <w:spacing w:after="40" w:line="240" w:lineRule="auto"/>
-        <w:ind w:left="340"/>
-        <w:rPr>
-          <w:rFonts w:ascii="Arial" w:hAnsi="Arial" w:cs="Arial"/>
-          <w:sz w:val="22"/>
-        </w:rPr>
-      </w:pPr>
-      <w:r>
-        <w:rPr>
-          <w:rFonts w:ascii="Arial" w:hAnsi="Arial" w:cs="Arial"/>
-          <w:sz w:val="22"/>
-        </w:rPr>
-        <w:t>B. on</w:t>
-      </w:r>
-    </w:p>
-    <w:p>
-      <w:pPr>
-        <w:keepNext/>
-        <w:spacing w:after="40" w:line="240" w:lineRule="auto"/>
-        <w:ind w:left="340"/>
-        <w:rPr>
-          <w:rFonts w:ascii="Arial" w:hAnsi="Arial" w:cs="Arial"/>
-          <w:sz w:val="22"/>
-        </w:rPr>
-      </w:pPr>
-      <w:r>
-        <w:rPr>
-          <w:rFonts w:ascii="Arial" w:hAnsi="Arial" w:cs="Arial"/>
-          <w:sz w:val="22"/>
-        </w:rPr>
-        <w:t>C. in</w:t>
-      </w:r>
-    </w:p>
-    <w:p>
-      <w:pPr>
-        <w:keepNext/>
-        <w:spacing w:before="120" w:after="60" w:line="240" w:lineRule="auto"/>
-        <w:rPr>
-          <w:rFonts w:ascii="Arial" w:hAnsi="Arial" w:cs="Arial"/>
-          <w:sz w:val="22"/>
-        </w:rPr>
-      </w:pPr>
-      <w:r>
-        <w:rPr>
-          <w:rFonts w:ascii="Arial" w:hAnsi="Arial" w:cs="Arial"/>
-          <w:sz w:val="22"/>
-        </w:rPr>
-        <w:t>10. “We can meet ___ noon.”</w:t>
-      </w:r>
-    </w:p>
-    <w:p>
-      <w:pPr>
-        <w:keepNext/>
-        <w:spacing w:after="40" w:line="240" w:lineRule="auto"/>
-        <w:ind w:left="340"/>
-        <w:rPr>
-          <w:rFonts w:ascii="Arial" w:hAnsi="Arial" w:cs="Arial"/>
-          <w:sz w:val="22"/>
-        </w:rPr>
-      </w:pPr>
-      <w:r>
-        <w:rPr>
-          <w:rFonts w:ascii="Arial" w:hAnsi="Arial" w:cs="Arial"/>
-          <w:sz w:val="22"/>
-        </w:rPr>
-        <w:t>A. at</w:t>
-      </w:r>
-    </w:p>
-    <w:p>
-      <w:pPr>
-        <w:keepNext/>
-        <w:spacing w:after="40" w:line="240" w:lineRule="auto"/>
-        <w:ind w:left="340"/>
-        <w:rPr>
-          <w:rFonts w:ascii="Arial" w:hAnsi="Arial" w:cs="Arial"/>
-          <w:sz w:val="22"/>
-        </w:rPr>
-      </w:pPr>
-      <w:r>
-        <w:rPr>
-          <w:rFonts w:ascii="Arial" w:hAnsi="Arial" w:cs="Arial"/>
-          <w:sz w:val="22"/>
-        </w:rPr>
-        <w:lastRenderedPageBreak/>
-        <w:t>B. on</w:t>
-      </w:r>
-    </w:p>
-    <w:p>
-      <w:pPr>
-        <w:keepNext/>
-        <w:spacing w:after="40" w:line="240" w:lineRule="auto"/>
-        <w:ind w:left="340"/>
-        <w:rPr>
-          <w:rFonts w:ascii="Arial" w:hAnsi="Arial" w:cs="Arial"/>
-          <w:sz w:val="22"/>
-        </w:rPr>
-      </w:pPr>
-      <w:r>
-        <w:rPr>
-          <w:rFonts w:ascii="Arial" w:hAnsi="Arial" w:cs="Arial"/>
-          <w:sz w:val="22"/>
-        </w:rPr>
         <w:t>C. in</w:t>
       </w:r>
     </w:p>
@@ -1112,7 +1100,6 @@
     </w:p>
     <w:p>
       <w:pPr>
-        <w:keepNext/>
         <w:spacing w:before="60" w:after="60" w:line="240" w:lineRule="auto"/>
         <w:rPr>
           <w:rFonts w:ascii="Arial" w:hAnsi="Arial" w:cs="Arial"/>
@@ -1129,7 +1116,6 @@
     </w:p>
     <w:p>
       <w:pPr>
-        <w:keepNext/>
         <w:spacing w:before="120" w:after="60" w:line="240" w:lineRule="auto"/>
         <w:rPr>
           <w:rFonts w:ascii="Arial" w:hAnsi="Arial" w:cs="Arial"/>
@@ -1146,7 +1132,6 @@
     </w:p>
     <w:p>
       <w:pPr>
-        <w:keepNext/>
         <w:spacing w:before="120" w:after="60" w:line="240" w:lineRule="auto"/>
         <w:rPr>
           <w:rFonts w:ascii="Arial" w:hAnsi="Arial" w:cs="Arial"/>
@@ -1163,7 +1148,6 @@
     </w:p>
     <w:p>
       <w:pPr>
-        <w:keepNext/>
         <w:spacing w:before="120" w:after="60" w:line="240" w:lineRule="auto"/>
         <w:rPr>
           <w:rFonts w:ascii="Arial" w:hAnsi="Arial" w:cs="Arial"/>
@@ -1180,7 +1164,6 @@
     </w:p>
     <w:p>
       <w:pPr>
-        <w:keepNext/>
         <w:spacing w:before="120" w:after="60" w:line="240" w:lineRule="auto"/>
         <w:rPr>
           <w:rFonts w:ascii="Arial" w:hAnsi="Arial" w:cs="Arial"/>
@@ -1197,7 +1180,6 @@
     </w:p>
     <w:p>
       <w:pPr>
-        <w:keepNext/>
         <w:spacing w:before="120" w:after="60" w:line="240" w:lineRule="auto"/>
         <w:rPr>
           <w:rFonts w:ascii="Arial" w:hAnsi="Arial" w:cs="Arial"/>
@@ -1214,7 +1196,6 @@
     </w:p>
     <w:p>
       <w:pPr>
-        <w:keepNext/>
         <w:spacing w:before="120" w:after="60" w:line="240" w:lineRule="auto"/>
         <w:rPr>
           <w:rFonts w:ascii="Arial" w:hAnsi="Arial" w:cs="Arial"/>
@@ -1231,7 +1212,6 @@
     </w:p>
     <w:p>
       <w:pPr>
-        <w:keepNext/>
         <w:spacing w:before="120" w:after="60" w:line="240" w:lineRule="auto"/>
         <w:rPr>
           <w:rFonts w:ascii="Arial" w:hAnsi="Arial" w:cs="Arial"/>
@@ -1248,7 +1228,6 @@
     </w:p>
     <w:p>
       <w:pPr>
-        <w:keepNext/>
         <w:spacing w:before="120" w:after="60" w:line="240" w:lineRule="auto"/>
         <w:rPr>
           <w:rFonts w:ascii="Arial" w:hAnsi="Arial" w:cs="Arial"/>
@@ -1265,7 +1244,6 @@
     </w:p>
     <w:p>
       <w:pPr>
-        <w:keepNext/>
         <w:spacing w:before="120" w:after="60" w:line="240" w:lineRule="auto"/>
         <w:rPr>
           <w:rFonts w:ascii="Arial" w:hAnsi="Arial" w:cs="Arial"/>
@@ -1334,7 +1312,6 @@
     </w:p>
     <w:p>
       <w:pPr>
-        <w:keepNext/>
         <w:spacing w:before="120" w:after="60" w:line="240" w:lineRule="auto"/>
         <w:rPr>
           <w:rFonts w:ascii="Arial" w:hAnsi="Arial" w:cs="Arial"/>
@@ -1351,7 +1328,6 @@
     </w:p>
     <w:p>
       <w:pPr>
-        <w:keepNext/>
         <w:spacing w:before="120" w:after="60" w:line="240" w:lineRule="auto"/>
         <w:rPr>
           <w:rFonts w:ascii="Arial" w:hAnsi="Arial" w:cs="Arial"/>
@@ -1368,7 +1344,6 @@
     </w:p>
     <w:p>
       <w:pPr>
-        <w:keepNext/>
         <w:spacing w:before="120" w:after="60" w:line="240" w:lineRule="auto"/>
         <w:rPr>
           <w:rFonts w:ascii="Arial" w:hAnsi="Arial" w:cs="Arial"/>
@@ -1385,7 +1360,6 @@
     </w:p>
     <w:p>
       <w:pPr>
-        <w:keepNext/>
         <w:spacing w:before="120" w:after="60" w:line="240" w:lineRule="auto"/>
         <w:rPr>
           <w:rFonts w:ascii="Arial" w:hAnsi="Arial" w:cs="Arial"/>
@@ -1402,7 +1376,6 @@
     </w:p>
     <w:p>
       <w:pPr>
-        <w:keepNext/>
         <w:spacing w:before="120" w:after="60" w:line="240" w:lineRule="auto"/>
         <w:rPr>
           <w:rFonts w:ascii="Arial" w:hAnsi="Arial" w:cs="Arial"/>
@@ -1419,7 +1392,6 @@
     </w:p>
     <w:p>
       <w:pPr>
-        <w:keepNext/>
         <w:spacing w:before="120" w:after="60" w:line="240" w:lineRule="auto"/>
         <w:rPr>
           <w:rFonts w:ascii="Arial" w:hAnsi="Arial" w:cs="Arial"/>
@@ -1436,7 +1408,6 @@
     </w:p>
     <w:p>
       <w:pPr>
-        <w:keepNext/>
         <w:spacing w:before="120" w:after="60" w:line="240" w:lineRule="auto"/>
         <w:rPr>
           <w:rFonts w:ascii="Arial" w:hAnsi="Arial" w:cs="Arial"/>
@@ -1453,7 +1424,6 @@
     </w:p>
     <w:p>
       <w:pPr>
-        <w:keepNext/>
         <w:spacing w:before="120" w:after="60" w:line="240" w:lineRule="auto"/>
         <w:rPr>
           <w:rFonts w:ascii="Arial" w:hAnsi="Arial" w:cs="Arial"/>
@@ -1470,7 +1440,6 @@
     </w:p>
     <w:p>
       <w:pPr>
-        <w:keepNext/>
         <w:spacing w:before="120" w:after="60" w:line="240" w:lineRule="auto"/>
         <w:rPr>
           <w:rFonts w:ascii="Arial" w:hAnsi="Arial" w:cs="Arial"/>
@@ -1487,7 +1456,6 @@
     </w:p>
     <w:p>
       <w:pPr>
-        <w:keepNext/>
         <w:spacing w:before="120" w:after="60" w:line="240" w:lineRule="auto"/>
         <w:rPr>
           <w:rFonts w:ascii="Arial" w:hAnsi="Arial" w:cs="Arial"/>
@@ -1540,7 +1508,6 @@
     </w:p>
     <w:p>
       <w:pPr>
-        <w:keepNext/>
         <w:spacing w:before="60" w:after="60" w:line="240" w:lineRule="auto"/>
         <w:rPr>
           <w:rFonts w:ascii="Arial" w:hAnsi="Arial" w:cs="Arial"/>
@@ -1557,7 +1524,6 @@
     </w:p>
     <w:p>
       <w:pPr>
-        <w:keepNext/>
         <w:spacing w:before="120" w:after="60" w:line="240" w:lineRule="auto"/>
         <w:rPr>
           <w:rFonts w:ascii="Arial" w:hAnsi="Arial" w:cs="Arial"/>
@@ -1574,7 +1540,6 @@
     </w:p>
     <w:p>
       <w:pPr>
-        <w:keepNext/>
         <w:spacing w:before="120" w:after="60" w:line="240" w:lineRule="auto"/>
         <w:rPr>
           <w:rFonts w:ascii="Arial" w:hAnsi="Arial" w:cs="Arial"/>
@@ -1591,7 +1556,6 @@
     </w:p>
     <w:p>
       <w:pPr>
-        <w:keepNext/>
         <w:spacing w:before="120" w:after="60" w:line="240" w:lineRule="auto"/>
         <w:rPr>
           <w:rFonts w:ascii="Arial" w:hAnsi="Arial" w:cs="Arial"/>
@@ -1608,7 +1572,6 @@
     </w:p>
     <w:p>
       <w:pPr>
-        <w:keepNext/>
         <w:spacing w:before="120" w:after="60" w:line="240" w:lineRule="auto"/>
         <w:rPr>
           <w:rFonts w:ascii="Arial" w:hAnsi="Arial" w:cs="Arial"/>
@@ -1625,7 +1588,6 @@
     </w:p>
     <w:p>
       <w:pPr>
-        <w:keepNext/>
         <w:spacing w:before="120" w:after="60" w:line="240" w:lineRule="auto"/>
         <w:rPr>
           <w:rFonts w:ascii="Arial" w:hAnsi="Arial" w:cs="Arial"/>
@@ -1642,7 +1604,6 @@
     </w:p>
     <w:p>
       <w:pPr>
-        <w:keepNext/>
         <w:spacing w:before="120" w:after="60" w:line="240" w:lineRule="auto"/>
         <w:rPr>
           <w:rFonts w:ascii="Arial" w:hAnsi="Arial" w:cs="Arial"/>
@@ -1659,7 +1620,6 @@
     </w:p>
     <w:p>
       <w:pPr>
-        <w:keepNext/>
         <w:spacing w:before="120" w:after="60" w:line="240" w:lineRule="auto"/>
         <w:rPr>
           <w:rFonts w:ascii="Arial" w:hAnsi="Arial" w:cs="Arial"/>
@@ -1676,7 +1636,6 @@
     </w:p>
     <w:p>
       <w:pPr>
-        <w:keepNext/>
         <w:spacing w:before="120" w:after="60" w:line="240" w:lineRule="auto"/>
         <w:rPr>
           <w:rFonts w:ascii="Arial" w:hAnsi="Arial" w:cs="Arial"/>
@@ -1693,7 +1652,6 @@
     </w:p>
     <w:p>
       <w:pPr>
-        <w:keepNext/>
         <w:spacing w:before="120" w:after="60" w:line="240" w:lineRule="auto"/>
         <w:rPr>
           <w:rFonts w:ascii="Arial" w:hAnsi="Arial" w:cs="Arial"/>
@@ -1741,12 +1699,11 @@
           <w:i/>
           <w:sz w:val="22"/>
         </w:rPr>
-        <w:t>Hướng dẫn: Xác định lỗi và viết lại phần sai cho đúng ngữ pháp.</w:t>
-      </w:r>
-    </w:p>
-    <w:p>
-      <w:pPr>
-        <w:keepNext/>
+        <w:t>Hướng dẫn: Điền Ø, a, an hoặc the vào mỗi chỗ trống theo nghĩa và cấu trúc của câu.</w:t>
+      </w:r>
+    </w:p>
+    <w:p>
+      <w:pPr>
         <w:spacing w:before="60" w:after="60" w:line="240" w:lineRule="auto"/>
         <w:rPr>
           <w:rFonts w:ascii="Arial" w:hAnsi="Arial" w:cs="Arial"/>
@@ -1763,7 +1720,6 @@
     </w:p>
     <w:p>
       <w:pPr>
-        <w:keepNext/>
         <w:spacing w:before="120" w:after="60" w:line="240" w:lineRule="auto"/>
         <w:rPr>
           <w:rFonts w:ascii="Arial" w:hAnsi="Arial" w:cs="Arial"/>
@@ -1780,7 +1736,6 @@
     </w:p>
     <w:p>
       <w:pPr>
-        <w:keepNext/>
         <w:spacing w:before="120" w:after="60" w:line="240" w:lineRule="auto"/>
         <w:rPr>
           <w:rFonts w:ascii="Arial" w:hAnsi="Arial" w:cs="Arial"/>
@@ -1797,7 +1752,6 @@
     </w:p>
     <w:p>
       <w:pPr>
-        <w:keepNext/>
         <w:spacing w:before="120" w:after="60" w:line="240" w:lineRule="auto"/>
         <w:rPr>
           <w:rFonts w:ascii="Arial" w:hAnsi="Arial" w:cs="Arial"/>
@@ -1814,7 +1768,6 @@
     </w:p>
     <w:p>
       <w:pPr>
-        <w:keepNext/>
         <w:spacing w:before="120" w:after="60" w:line="240" w:lineRule="auto"/>
         <w:rPr>
           <w:rFonts w:ascii="Arial" w:hAnsi="Arial" w:cs="Arial"/>
@@ -1831,7 +1784,6 @@
     </w:p>
     <w:p>
       <w:pPr>
-        <w:keepNext/>
         <w:spacing w:before="120" w:after="60" w:line="240" w:lineRule="auto"/>
         <w:rPr>
           <w:rFonts w:ascii="Arial" w:hAnsi="Arial" w:cs="Arial"/>
@@ -1848,7 +1800,6 @@
     </w:p>
     <w:p>
       <w:pPr>
-        <w:keepNext/>
         <w:spacing w:before="120" w:after="60" w:line="240" w:lineRule="auto"/>
         <w:rPr>
           <w:rFonts w:ascii="Arial" w:hAnsi="Arial" w:cs="Arial"/>
@@ -1865,7 +1816,6 @@
     </w:p>
     <w:p>
       <w:pPr>
-        <w:keepNext/>
         <w:spacing w:before="120" w:after="60" w:line="240" w:lineRule="auto"/>
         <w:rPr>
           <w:rFonts w:ascii="Arial" w:hAnsi="Arial" w:cs="Arial"/>
@@ -1882,7 +1832,6 @@
     </w:p>
     <w:p>
       <w:pPr>
-        <w:keepNext/>
         <w:spacing w:before="120" w:after="60" w:line="240" w:lineRule="auto"/>
         <w:rPr>
           <w:rFonts w:ascii="Arial" w:hAnsi="Arial" w:cs="Arial"/>
@@ -1899,7 +1848,6 @@
     </w:p>
     <w:p>
       <w:pPr>
-        <w:keepNext/>
         <w:spacing w:before="120" w:after="60" w:line="240" w:lineRule="auto"/>
         <w:rPr>
           <w:rFonts w:ascii="Arial" w:hAnsi="Arial" w:cs="Arial"/>
@@ -1947,12 +1895,11 @@
           <w:i/>
           <w:sz w:val="22"/>
         </w:rPr>
-        <w:t>Hướng dẫn: Hoàn thành từng câu theo đúng trật tự hoặc tình huống đã cho.</w:t>
-      </w:r>
-    </w:p>
-    <w:p>
-      <w:pPr>
-        <w:keepNext/>
+        <w:t>Hướng dẫn: Tìm lỗi trong mỗi biển báo hoặc hướng dẫn và viết lại câu cho đúng ngữ pháp.</w:t>
+      </w:r>
+    </w:p>
+    <w:p>
+      <w:pPr>
         <w:spacing w:before="60" w:after="60" w:line="240" w:lineRule="auto"/>
         <w:rPr>
           <w:rFonts w:ascii="Arial" w:hAnsi="Arial" w:cs="Arial"/>
@@ -1969,7 +1916,6 @@
     </w:p>
     <w:p>
       <w:pPr>
-        <w:keepNext/>
         <w:spacing w:before="120" w:after="60" w:line="240" w:lineRule="auto"/>
         <w:rPr>
           <w:rFonts w:ascii="Arial" w:hAnsi="Arial" w:cs="Arial"/>
@@ -1986,7 +1932,6 @@
     </w:p>
     <w:p>
       <w:pPr>
-        <w:keepNext/>
         <w:spacing w:before="120" w:after="60" w:line="240" w:lineRule="auto"/>
         <w:rPr>
           <w:rFonts w:ascii="Arial" w:hAnsi="Arial" w:cs="Arial"/>
@@ -2003,7 +1948,6 @@
     </w:p>
     <w:p>
       <w:pPr>
-        <w:keepNext/>
         <w:spacing w:before="120" w:after="60" w:line="240" w:lineRule="auto"/>
         <w:rPr>
           <w:rFonts w:ascii="Arial" w:hAnsi="Arial" w:cs="Arial"/>
@@ -2020,7 +1964,6 @@
     </w:p>
     <w:p>
       <w:pPr>
-        <w:keepNext/>
         <w:spacing w:before="120" w:after="60" w:line="240" w:lineRule="auto"/>
         <w:rPr>
           <w:rFonts w:ascii="Arial" w:hAnsi="Arial" w:cs="Arial"/>
@@ -2037,7 +1980,6 @@
     </w:p>
     <w:p>
       <w:pPr>
-        <w:keepNext/>
         <w:spacing w:before="120" w:after="60" w:line="240" w:lineRule="auto"/>
         <w:rPr>
           <w:rFonts w:ascii="Arial" w:hAnsi="Arial" w:cs="Arial"/>
@@ -2054,7 +1996,6 @@
     </w:p>
     <w:p>
       <w:pPr>
-        <w:keepNext/>
         <w:spacing w:before="120" w:after="60" w:line="240" w:lineRule="auto"/>
         <w:rPr>
           <w:rFonts w:ascii="Arial" w:hAnsi="Arial" w:cs="Arial"/>
@@ -2071,7 +2012,6 @@
     </w:p>
     <w:p>
       <w:pPr>
-        <w:keepNext/>
         <w:spacing w:before="120" w:after="60" w:line="240" w:lineRule="auto"/>
         <w:rPr>
           <w:rFonts w:ascii="Arial" w:hAnsi="Arial" w:cs="Arial"/>
@@ -2088,7 +2028,6 @@
     </w:p>
     <w:p>
       <w:pPr>
-        <w:keepNext/>
         <w:spacing w:before="120" w:after="60" w:line="240" w:lineRule="auto"/>
         <w:rPr>
           <w:rFonts w:ascii="Arial" w:hAnsi="Arial" w:cs="Arial"/>
@@ -2105,7 +2044,6 @@
     </w:p>
     <w:p>
       <w:pPr>
-        <w:keepNext/>
         <w:spacing w:before="120" w:after="60" w:line="240" w:lineRule="auto"/>
         <w:rPr>
           <w:rFonts w:ascii="Arial" w:hAnsi="Arial" w:cs="Arial"/>
@@ -2158,7 +2096,6 @@
     </w:p>
     <w:p>
       <w:pPr>
-        <w:keepNext/>
         <w:spacing w:before="60" w:after="60" w:line="240" w:lineRule="auto"/>
         <w:rPr>
           <w:rFonts w:ascii="Arial" w:hAnsi="Arial" w:cs="Arial"/>
@@ -2175,7 +2112,6 @@
     </w:p>
     <w:p>
       <w:pPr>
-        <w:keepNext/>
         <w:spacing w:before="120" w:after="60" w:line="240" w:lineRule="auto"/>
         <w:rPr>
           <w:rFonts w:ascii="Arial" w:hAnsi="Arial" w:cs="Arial"/>
@@ -2192,7 +2128,6 @@
     </w:p>
     <w:p>
       <w:pPr>
-        <w:keepNext/>
         <w:spacing w:before="120" w:after="60" w:line="240" w:lineRule="auto"/>
         <w:rPr>
           <w:rFonts w:ascii="Arial" w:hAnsi="Arial" w:cs="Arial"/>
@@ -2209,7 +2144,6 @@
     </w:p>
     <w:p>
       <w:pPr>
-        <w:keepNext/>
         <w:spacing w:before="120" w:after="60" w:line="240" w:lineRule="auto"/>
         <w:rPr>
           <w:rFonts w:ascii="Arial" w:hAnsi="Arial" w:cs="Arial"/>
@@ -2226,7 +2160,6 @@
     </w:p>
     <w:p>
       <w:pPr>
-        <w:keepNext/>
         <w:spacing w:before="120" w:after="60" w:line="240" w:lineRule="auto"/>
         <w:rPr>
           <w:rFonts w:ascii="Arial" w:hAnsi="Arial" w:cs="Arial"/>
@@ -2243,7 +2176,6 @@
     </w:p>
     <w:p>
       <w:pPr>
-        <w:keepNext/>
         <w:spacing w:before="120" w:after="60" w:line="240" w:lineRule="auto"/>
         <w:rPr>
           <w:rFonts w:ascii="Arial" w:hAnsi="Arial" w:cs="Arial"/>
@@ -2260,7 +2192,6 @@
     </w:p>
     <w:p>
       <w:pPr>
-        <w:keepNext/>
         <w:spacing w:before="120" w:after="60" w:line="240" w:lineRule="auto"/>
         <w:rPr>
           <w:rFonts w:ascii="Arial" w:hAnsi="Arial" w:cs="Arial"/>
@@ -2277,7 +2208,6 @@
     </w:p>
     <w:p>
       <w:pPr>
-        <w:keepNext/>
         <w:spacing w:before="120" w:after="60" w:line="240" w:lineRule="auto"/>
         <w:rPr>
           <w:rFonts w:ascii="Arial" w:hAnsi="Arial" w:cs="Arial"/>
@@ -2294,7 +2224,6 @@
     </w:p>
     <w:p>
       <w:pPr>
-        <w:keepNext/>
         <w:spacing w:before="120" w:after="60" w:line="240" w:lineRule="auto"/>
         <w:rPr>
           <w:rFonts w:ascii="Arial" w:hAnsi="Arial" w:cs="Arial"/>
@@ -2311,7 +2240,6 @@
     </w:p>
     <w:p>
       <w:pPr>
-        <w:keepNext/>
         <w:spacing w:before="120" w:after="60" w:line="240" w:lineRule="auto"/>
         <w:rPr>
           <w:rFonts w:ascii="Arial" w:hAnsi="Arial" w:cs="Arial"/>
@@ -2375,12 +2303,43 @@
           <w:rFonts w:ascii="Arial" w:hAnsi="Arial" w:cs="Arial"/>
           <w:sz w:val="22"/>
         </w:rPr>
-        <w:t>Green Square is a convenient place for visitors. There is an information centre in the middle of the square. The centre is in an old building, and there are free maps inside. A bank is opposite the centre, while a small café is next to it. These tables outside the café are for customers. Those tall buildings behind the bank are hotels. The buses stop on the north side of the square at fifteen-minute intervals. On Sundays, there is also a local market between the café and the park.</w:t>
-      </w:r>
-    </w:p>
-    <w:p>
-      <w:pPr>
-        <w:keepNext/>
+        <w:t>Green Square is a convenient place for visitors. There is an information centre in the middle of the square. The centre is in an old building, and there are free maps inside.</w:t>
+      </w:r>
+    </w:p>
+    <w:p>
+      <w:pPr>
+        <w:spacing w:after="120" w:line="240" w:lineRule="auto"/>
+        <w:rPr>
+          <w:rFonts w:ascii="Arial" w:hAnsi="Arial" w:cs="Arial"/>
+          <w:sz w:val="22"/>
+        </w:rPr>
+      </w:pPr>
+      <w:r>
+        <w:rPr>
+          <w:rFonts w:ascii="Arial" w:hAnsi="Arial" w:cs="Arial"/>
+          <w:sz w:val="22"/>
+        </w:rPr>
+        <w:t>A bank is opposite the centre, while a small café is next to it. These tables outside the café are for customers.</w:t>
+      </w:r>
+    </w:p>
+    <w:p>
+      <w:pPr>
+        <w:spacing w:after="120" w:line="240" w:lineRule="auto"/>
+        <w:rPr>
+          <w:rFonts w:ascii="Arial" w:hAnsi="Arial" w:cs="Arial"/>
+          <w:sz w:val="22"/>
+        </w:rPr>
+      </w:pPr>
+      <w:r>
+        <w:rPr>
+          <w:rFonts w:ascii="Arial" w:hAnsi="Arial" w:cs="Arial"/>
+          <w:sz w:val="22"/>
+        </w:rPr>
+        <w:t>Those tall buildings behind the bank are hotels. The buses stop on the north side of the square at fifteen-minute intervals. On Sundays, there is also a local market between the café and the park.</w:t>
+      </w:r>
+    </w:p>
+    <w:p>
+      <w:pPr>
         <w:spacing w:before="120" w:after="60" w:line="240" w:lineRule="auto"/>
         <w:rPr>
           <w:rFonts w:ascii="Arial" w:hAnsi="Arial" w:cs="Arial"/>
@@ -2397,7 +2356,6 @@
     </w:p>
     <w:p>
       <w:pPr>
-        <w:keepNext/>
         <w:spacing w:before="120" w:after="60" w:line="240" w:lineRule="auto"/>
         <w:rPr>
           <w:rFonts w:ascii="Arial" w:hAnsi="Arial" w:cs="Arial"/>
@@ -2414,7 +2372,6 @@
     </w:p>
     <w:p>
       <w:pPr>
-        <w:keepNext/>
         <w:spacing w:before="120" w:after="60" w:line="240" w:lineRule="auto"/>
         <w:rPr>
           <w:rFonts w:ascii="Arial" w:hAnsi="Arial" w:cs="Arial"/>
@@ -2431,7 +2388,6 @@
     </w:p>
     <w:p>
       <w:pPr>
-        <w:keepNext/>
         <w:spacing w:before="120" w:after="60" w:line="240" w:lineRule="auto"/>
         <w:rPr>
           <w:rFonts w:ascii="Arial" w:hAnsi="Arial" w:cs="Arial"/>
@@ -2448,7 +2404,6 @@
     </w:p>
     <w:p>
       <w:pPr>
-        <w:keepNext/>
         <w:spacing w:before="120" w:after="60" w:line="240" w:lineRule="auto"/>
         <w:rPr>
           <w:rFonts w:ascii="Arial" w:hAnsi="Arial" w:cs="Arial"/>
@@ -2465,7 +2420,6 @@
     </w:p>
     <w:p>
       <w:pPr>
-        <w:keepNext/>
         <w:spacing w:before="120" w:after="60" w:line="240" w:lineRule="auto"/>
         <w:rPr>
           <w:rFonts w:ascii="Arial" w:hAnsi="Arial" w:cs="Arial"/>
@@ -2482,7 +2436,6 @@
     </w:p>
     <w:p>
       <w:pPr>
-        <w:keepNext/>
         <w:spacing w:before="120" w:after="60" w:line="240" w:lineRule="auto"/>
         <w:rPr>
           <w:rFonts w:ascii="Arial" w:hAnsi="Arial" w:cs="Arial"/>
@@ -2499,7 +2452,6 @@
     </w:p>
     <w:p>
       <w:pPr>
-        <w:keepNext/>
         <w:spacing w:before="120" w:after="60" w:line="240" w:lineRule="auto"/>
         <w:rPr>
           <w:rFonts w:ascii="Arial" w:hAnsi="Arial" w:cs="Arial"/>
@@ -2516,7 +2468,6 @@
     </w:p>
     <w:p>
       <w:pPr>
-        <w:keepNext/>
         <w:spacing w:before="120" w:after="60" w:line="240" w:lineRule="auto"/>
         <w:rPr>
           <w:rFonts w:ascii="Arial" w:hAnsi="Arial" w:cs="Arial"/>
@@ -2533,7 +2484,6 @@
     </w:p>
     <w:p>
       <w:pPr>
-        <w:keepNext/>
         <w:spacing w:before="120" w:after="60" w:line="240" w:lineRule="auto"/>
         <w:rPr>
           <w:rFonts w:ascii="Arial" w:hAnsi="Arial" w:cs="Arial"/>
@@ -6158,7 +6108,6 @@
     </w:p>
     <w:p>
       <w:pPr>
-        <w:keepNext/>
         <w:spacing w:before="200" w:after="120" w:line="240" w:lineRule="auto"/>
         <w:rPr>
           <w:rFonts w:ascii="Arial" w:hAnsi="Arial" w:cs="Arial"/>

--- a/exercises/Bài tập tổng hợp 26-29 - Mạo từ, giới từ và từ chỉ định/Đề 2.docx
+++ b/exercises/Bài tập tổng hợp 26-29 - Mạo từ, giới từ và từ chỉ định/Đề 2.docx
@@ -2568,7 +2568,7 @@
           <w:sz w:val="30"/>
         </w:rPr>
         <w:br w:type="page"/>
-        <w:t>ĐÁP ÁN VÀ GIẢI THÍCH CHI TIẾT</w:t>
+        <w:t>ĐÁP ÁN</w:t>
       </w:r>
     </w:p>
     <w:p>
@@ -2590,8 +2590,7 @@
     </w:p>
     <w:p>
       <w:pPr>
-        <w:keepNext/>
-        <w:spacing w:before="200" w:after="60" w:line="240" w:lineRule="auto"/>
+        <w:spacing w:before="200" w:after="120" w:line="240" w:lineRule="auto"/>
         <w:rPr>
           <w:rFonts w:ascii="Arial" w:hAnsi="Arial" w:cs="Arial"/>
           <w:b/>
@@ -2609,26 +2608,7 @@
     </w:p>
     <w:p>
       <w:pPr>
-        <w:keepLines/>
-        <w:spacing w:after="220" w:line="240" w:lineRule="auto"/>
-        <w:ind w:left="198"/>
-        <w:rPr>
-          <w:rFonts w:ascii="Arial" w:hAnsi="Arial" w:cs="Arial"/>
-          <w:sz w:val="22"/>
-        </w:rPr>
-      </w:pPr>
-      <w:r>
-        <w:rPr>
-          <w:rFonts w:ascii="Arial" w:hAnsi="Arial" w:cs="Arial"/>
-          <w:sz w:val="22"/>
-        </w:rPr>
-        <w:t>Giải thích: Đáp án Đáp án B phù hợp với ngữ cảnh và yêu cầu ngữ pháp của câu: 1. “Is there ___ ATM near here?”</w:t>
-      </w:r>
-    </w:p>
-    <w:p>
-      <w:pPr>
-        <w:keepNext/>
-        <w:spacing w:before="200" w:after="60" w:line="240" w:lineRule="auto"/>
+        <w:spacing w:before="200" w:after="120" w:line="240" w:lineRule="auto"/>
         <w:rPr>
           <w:rFonts w:ascii="Arial" w:hAnsi="Arial" w:cs="Arial"/>
           <w:b/>
@@ -2646,26 +2626,7 @@
     </w:p>
     <w:p>
       <w:pPr>
-        <w:keepLines/>
-        <w:spacing w:after="220" w:line="240" w:lineRule="auto"/>
-        <w:ind w:left="198"/>
-        <w:rPr>
-          <w:rFonts w:ascii="Arial" w:hAnsi="Arial" w:cs="Arial"/>
-          <w:sz w:val="22"/>
-        </w:rPr>
-      </w:pPr>
-      <w:r>
-        <w:rPr>
-          <w:rFonts w:ascii="Arial" w:hAnsi="Arial" w:cs="Arial"/>
-          <w:sz w:val="22"/>
-        </w:rPr>
-        <w:t>Giải thích: Đáp án Đáp án A phù hợp với ngữ cảnh và yêu cầu ngữ pháp của câu: 2. “Yes. It is ___ the bank and the pharmacy.”</w:t>
-      </w:r>
-    </w:p>
-    <w:p>
-      <w:pPr>
-        <w:keepNext/>
-        <w:spacing w:before="200" w:after="60" w:line="240" w:lineRule="auto"/>
+        <w:spacing w:before="200" w:after="120" w:line="240" w:lineRule="auto"/>
         <w:rPr>
           <w:rFonts w:ascii="Arial" w:hAnsi="Arial" w:cs="Arial"/>
           <w:b/>
@@ -2683,26 +2644,7 @@
     </w:p>
     <w:p>
       <w:pPr>
-        <w:keepLines/>
-        <w:spacing w:after="220" w:line="240" w:lineRule="auto"/>
-        <w:ind w:left="198"/>
-        <w:rPr>
-          <w:rFonts w:ascii="Arial" w:hAnsi="Arial" w:cs="Arial"/>
-          <w:sz w:val="22"/>
-        </w:rPr>
-      </w:pPr>
-      <w:r>
-        <w:rPr>
-          <w:rFonts w:ascii="Arial" w:hAnsi="Arial" w:cs="Arial"/>
-          <w:sz w:val="22"/>
-        </w:rPr>
-        <w:t>Giải thích: Đáp án Đáp án C phù hợp với ngữ cảnh và yêu cầu ngữ pháp của câu: 3. “What are ___ buildings over there?”</w:t>
-      </w:r>
-    </w:p>
-    <w:p>
-      <w:pPr>
-        <w:keepNext/>
-        <w:spacing w:before="200" w:after="60" w:line="240" w:lineRule="auto"/>
+        <w:spacing w:before="200" w:after="120" w:line="240" w:lineRule="auto"/>
         <w:rPr>
           <w:rFonts w:ascii="Arial" w:hAnsi="Arial" w:cs="Arial"/>
           <w:b/>
@@ -2720,26 +2662,7 @@
     </w:p>
     <w:p>
       <w:pPr>
-        <w:keepLines/>
-        <w:spacing w:after="220" w:line="240" w:lineRule="auto"/>
-        <w:ind w:left="198"/>
-        <w:rPr>
-          <w:rFonts w:ascii="Arial" w:hAnsi="Arial" w:cs="Arial"/>
-          <w:sz w:val="22"/>
-        </w:rPr>
-      </w:pPr>
-      <w:r>
-        <w:rPr>
-          <w:rFonts w:ascii="Arial" w:hAnsi="Arial" w:cs="Arial"/>
-          <w:sz w:val="22"/>
-        </w:rPr>
-        <w:t>Giải thích: Đáp án Đáp án B phù hợp với ngữ cảnh và yêu cầu ngữ pháp của câu: 4. “___ a café on this street?”</w:t>
-      </w:r>
-    </w:p>
-    <w:p>
-      <w:pPr>
-        <w:keepNext/>
-        <w:spacing w:before="200" w:after="60" w:line="240" w:lineRule="auto"/>
+        <w:spacing w:before="200" w:after="120" w:line="240" w:lineRule="auto"/>
         <w:rPr>
           <w:rFonts w:ascii="Arial" w:hAnsi="Arial" w:cs="Arial"/>
           <w:b/>
@@ -2757,26 +2680,7 @@
     </w:p>
     <w:p>
       <w:pPr>
-        <w:keepLines/>
-        <w:spacing w:after="220" w:line="240" w:lineRule="auto"/>
-        <w:ind w:left="198"/>
-        <w:rPr>
-          <w:rFonts w:ascii="Arial" w:hAnsi="Arial" w:cs="Arial"/>
-          <w:sz w:val="22"/>
-        </w:rPr>
-      </w:pPr>
-      <w:r>
-        <w:rPr>
-          <w:rFonts w:ascii="Arial" w:hAnsi="Arial" w:cs="Arial"/>
-          <w:sz w:val="22"/>
-        </w:rPr>
-        <w:t>Giải thích: Đáp án Đáp án A phù hợp với ngữ cảnh và yêu cầu ngữ pháp của câu: 5. “The café is ___ the corner.”</w:t>
-      </w:r>
-    </w:p>
-    <w:p>
-      <w:pPr>
-        <w:keepNext/>
-        <w:spacing w:before="200" w:after="60" w:line="240" w:lineRule="auto"/>
+        <w:spacing w:before="200" w:after="120" w:line="240" w:lineRule="auto"/>
         <w:rPr>
           <w:rFonts w:ascii="Arial" w:hAnsi="Arial" w:cs="Arial"/>
           <w:b/>
@@ -2794,26 +2698,7 @@
     </w:p>
     <w:p>
       <w:pPr>
-        <w:keepLines/>
-        <w:spacing w:after="220" w:line="240" w:lineRule="auto"/>
-        <w:ind w:left="198"/>
-        <w:rPr>
-          <w:rFonts w:ascii="Arial" w:hAnsi="Arial" w:cs="Arial"/>
-          <w:sz w:val="22"/>
-        </w:rPr>
-      </w:pPr>
-      <w:r>
-        <w:rPr>
-          <w:rFonts w:ascii="Arial" w:hAnsi="Arial" w:cs="Arial"/>
-          <w:sz w:val="22"/>
-        </w:rPr>
-        <w:t>Giải thích: Đáp án Đáp án B phù hợp với ngữ cảnh và yêu cầu ngữ pháp của câu: 6. “I need ___ umbrella.”</w:t>
-      </w:r>
-    </w:p>
-    <w:p>
-      <w:pPr>
-        <w:keepNext/>
-        <w:spacing w:before="200" w:after="60" w:line="240" w:lineRule="auto"/>
+        <w:spacing w:before="200" w:after="120" w:line="240" w:lineRule="auto"/>
         <w:rPr>
           <w:rFonts w:ascii="Arial" w:hAnsi="Arial" w:cs="Arial"/>
           <w:b/>
@@ -2831,26 +2716,7 @@
     </w:p>
     <w:p>
       <w:pPr>
-        <w:keepLines/>
-        <w:spacing w:after="220" w:line="240" w:lineRule="auto"/>
-        <w:ind w:left="198"/>
-        <w:rPr>
-          <w:rFonts w:ascii="Arial" w:hAnsi="Arial" w:cs="Arial"/>
-          <w:sz w:val="22"/>
-        </w:rPr>
-      </w:pPr>
-      <w:r>
-        <w:rPr>
-          <w:rFonts w:ascii="Arial" w:hAnsi="Arial" w:cs="Arial"/>
-          <w:sz w:val="22"/>
-        </w:rPr>
-        <w:t>Giải thích: Đáp án Đáp án A phù hợp với ngữ cảnh và yêu cầu ngữ pháp của câu: 7. “Look at ___ map in my hand.”</w:t>
-      </w:r>
-    </w:p>
-    <w:p>
-      <w:pPr>
-        <w:keepNext/>
-        <w:spacing w:before="200" w:after="60" w:line="240" w:lineRule="auto"/>
+        <w:spacing w:before="200" w:after="120" w:line="240" w:lineRule="auto"/>
         <w:rPr>
           <w:rFonts w:ascii="Arial" w:hAnsi="Arial" w:cs="Arial"/>
           <w:b/>
@@ -2868,26 +2734,7 @@
     </w:p>
     <w:p>
       <w:pPr>
-        <w:keepLines/>
-        <w:spacing w:after="220" w:line="240" w:lineRule="auto"/>
-        <w:ind w:left="198"/>
-        <w:rPr>
-          <w:rFonts w:ascii="Arial" w:hAnsi="Arial" w:cs="Arial"/>
-          <w:sz w:val="22"/>
-        </w:rPr>
-      </w:pPr>
-      <w:r>
-        <w:rPr>
-          <w:rFonts w:ascii="Arial" w:hAnsi="Arial" w:cs="Arial"/>
-          <w:sz w:val="22"/>
-        </w:rPr>
-        <w:t>Giải thích: Đáp án Đáp án B phù hợp với ngữ cảnh và yêu cầu ngữ pháp của câu: 8. “There ___ two bus stops outside.”</w:t>
-      </w:r>
-    </w:p>
-    <w:p>
-      <w:pPr>
-        <w:keepNext/>
-        <w:spacing w:before="200" w:after="60" w:line="240" w:lineRule="auto"/>
+        <w:spacing w:before="200" w:after="120" w:line="240" w:lineRule="auto"/>
         <w:rPr>
           <w:rFonts w:ascii="Arial" w:hAnsi="Arial" w:cs="Arial"/>
           <w:b/>
@@ -2905,26 +2752,7 @@
     </w:p>
     <w:p>
       <w:pPr>
-        <w:keepLines/>
-        <w:spacing w:after="220" w:line="240" w:lineRule="auto"/>
-        <w:ind w:left="198"/>
-        <w:rPr>
-          <w:rFonts w:ascii="Arial" w:hAnsi="Arial" w:cs="Arial"/>
-          <w:sz w:val="22"/>
-        </w:rPr>
-      </w:pPr>
-      <w:r>
-        <w:rPr>
-          <w:rFonts w:ascii="Arial" w:hAnsi="Arial" w:cs="Arial"/>
-          <w:sz w:val="22"/>
-        </w:rPr>
-        <w:t>Giải thích: Đáp án Đáp án B phù hợp với ngữ cảnh và yêu cầu ngữ pháp của câu: 9. “The museum opens ___ Tuesday.”</w:t>
-      </w:r>
-    </w:p>
-    <w:p>
-      <w:pPr>
-        <w:keepNext/>
-        <w:spacing w:before="200" w:after="60" w:line="240" w:lineRule="auto"/>
+        <w:spacing w:before="200" w:after="120" w:line="240" w:lineRule="auto"/>
         <w:rPr>
           <w:rFonts w:ascii="Arial" w:hAnsi="Arial" w:cs="Arial"/>
           <w:b/>
@@ -2938,24 +2766,6 @@
           <w:sz w:val="22"/>
         </w:rPr>
         <w:t>Câu 10: Đáp án A</w:t>
-      </w:r>
-    </w:p>
-    <w:p>
-      <w:pPr>
-        <w:keepLines/>
-        <w:spacing w:after="220" w:line="240" w:lineRule="auto"/>
-        <w:ind w:left="198"/>
-        <w:rPr>
-          <w:rFonts w:ascii="Arial" w:hAnsi="Arial" w:cs="Arial"/>
-          <w:sz w:val="22"/>
-        </w:rPr>
-      </w:pPr>
-      <w:r>
-        <w:rPr>
-          <w:rFonts w:ascii="Arial" w:hAnsi="Arial" w:cs="Arial"/>
-          <w:sz w:val="22"/>
-        </w:rPr>
-        <w:t>Giải thích: Đáp án Đáp án A phù hợp với ngữ cảnh và yêu cầu ngữ pháp của câu: 10. “We can meet ___ noon.”</w:t>
       </w:r>
     </w:p>
     <w:p>
@@ -2977,8 +2787,7 @@
     </w:p>
     <w:p>
       <w:pPr>
-        <w:keepNext/>
-        <w:spacing w:before="200" w:after="60" w:line="240" w:lineRule="auto"/>
+        <w:spacing w:before="200" w:after="120" w:line="240" w:lineRule="auto"/>
         <w:rPr>
           <w:rFonts w:ascii="Arial" w:hAnsi="Arial" w:cs="Arial"/>
           <w:b/>
@@ -2996,26 +2805,7 @@
     </w:p>
     <w:p>
       <w:pPr>
-        <w:keepLines/>
-        <w:spacing w:after="220" w:line="240" w:lineRule="auto"/>
-        <w:ind w:left="198"/>
-        <w:rPr>
-          <w:rFonts w:ascii="Arial" w:hAnsi="Arial" w:cs="Arial"/>
-          <w:sz w:val="22"/>
-        </w:rPr>
-      </w:pPr>
-      <w:r>
-        <w:rPr>
-          <w:rFonts w:ascii="Arial" w:hAnsi="Arial" w:cs="Arial"/>
-          <w:sz w:val="22"/>
-        </w:rPr>
-        <w:t>Giải thích: Câu trả lời có trật tự từ tự nhiên và đáp ứng đầy đủ chức năng giao tiếp hoặc dữ kiện được yêu cầu.</w:t>
-      </w:r>
-    </w:p>
-    <w:p>
-      <w:pPr>
-        <w:keepNext/>
-        <w:spacing w:before="200" w:after="60" w:line="240" w:lineRule="auto"/>
+        <w:spacing w:before="200" w:after="120" w:line="240" w:lineRule="auto"/>
         <w:rPr>
           <w:rFonts w:ascii="Arial" w:hAnsi="Arial" w:cs="Arial"/>
           <w:b/>
@@ -3033,26 +2823,7 @@
     </w:p>
     <w:p>
       <w:pPr>
-        <w:keepLines/>
-        <w:spacing w:after="220" w:line="240" w:lineRule="auto"/>
-        <w:ind w:left="198"/>
-        <w:rPr>
-          <w:rFonts w:ascii="Arial" w:hAnsi="Arial" w:cs="Arial"/>
-          <w:sz w:val="22"/>
-        </w:rPr>
-      </w:pPr>
-      <w:r>
-        <w:rPr>
-          <w:rFonts w:ascii="Arial" w:hAnsi="Arial" w:cs="Arial"/>
-          <w:sz w:val="22"/>
-        </w:rPr>
-        <w:t>Giải thích: Câu trả lời có trật tự từ tự nhiên và đáp ứng đầy đủ chức năng giao tiếp hoặc dữ kiện được yêu cầu.</w:t>
-      </w:r>
-    </w:p>
-    <w:p>
-      <w:pPr>
-        <w:keepNext/>
-        <w:spacing w:before="200" w:after="60" w:line="240" w:lineRule="auto"/>
+        <w:spacing w:before="200" w:after="120" w:line="240" w:lineRule="auto"/>
         <w:rPr>
           <w:rFonts w:ascii="Arial" w:hAnsi="Arial" w:cs="Arial"/>
           <w:b/>
@@ -3070,26 +2841,7 @@
     </w:p>
     <w:p>
       <w:pPr>
-        <w:keepLines/>
-        <w:spacing w:after="220" w:line="240" w:lineRule="auto"/>
-        <w:ind w:left="198"/>
-        <w:rPr>
-          <w:rFonts w:ascii="Arial" w:hAnsi="Arial" w:cs="Arial"/>
-          <w:sz w:val="22"/>
-        </w:rPr>
-      </w:pPr>
-      <w:r>
-        <w:rPr>
-          <w:rFonts w:ascii="Arial" w:hAnsi="Arial" w:cs="Arial"/>
-          <w:sz w:val="22"/>
-        </w:rPr>
-        <w:t>Giải thích: Câu trả lời có trật tự từ tự nhiên và đáp ứng đầy đủ chức năng giao tiếp hoặc dữ kiện được yêu cầu.</w:t>
-      </w:r>
-    </w:p>
-    <w:p>
-      <w:pPr>
-        <w:keepNext/>
-        <w:spacing w:before="200" w:after="60" w:line="240" w:lineRule="auto"/>
+        <w:spacing w:before="200" w:after="120" w:line="240" w:lineRule="auto"/>
         <w:rPr>
           <w:rFonts w:ascii="Arial" w:hAnsi="Arial" w:cs="Arial"/>
           <w:b/>
@@ -3107,26 +2859,7 @@
     </w:p>
     <w:p>
       <w:pPr>
-        <w:keepLines/>
-        <w:spacing w:after="220" w:line="240" w:lineRule="auto"/>
-        <w:ind w:left="198"/>
-        <w:rPr>
-          <w:rFonts w:ascii="Arial" w:hAnsi="Arial" w:cs="Arial"/>
-          <w:sz w:val="22"/>
-        </w:rPr>
-      </w:pPr>
-      <w:r>
-        <w:rPr>
-          <w:rFonts w:ascii="Arial" w:hAnsi="Arial" w:cs="Arial"/>
-          <w:sz w:val="22"/>
-        </w:rPr>
-        <w:t>Giải thích: Câu trả lời có trật tự từ tự nhiên và đáp ứng đầy đủ chức năng giao tiếp hoặc dữ kiện được yêu cầu.</w:t>
-      </w:r>
-    </w:p>
-    <w:p>
-      <w:pPr>
-        <w:keepNext/>
-        <w:spacing w:before="200" w:after="60" w:line="240" w:lineRule="auto"/>
+        <w:spacing w:before="200" w:after="120" w:line="240" w:lineRule="auto"/>
         <w:rPr>
           <w:rFonts w:ascii="Arial" w:hAnsi="Arial" w:cs="Arial"/>
           <w:b/>
@@ -3144,26 +2877,7 @@
     </w:p>
     <w:p>
       <w:pPr>
-        <w:keepLines/>
-        <w:spacing w:after="220" w:line="240" w:lineRule="auto"/>
-        <w:ind w:left="198"/>
-        <w:rPr>
-          <w:rFonts w:ascii="Arial" w:hAnsi="Arial" w:cs="Arial"/>
-          <w:sz w:val="22"/>
-        </w:rPr>
-      </w:pPr>
-      <w:r>
-        <w:rPr>
-          <w:rFonts w:ascii="Arial" w:hAnsi="Arial" w:cs="Arial"/>
-          <w:sz w:val="22"/>
-        </w:rPr>
-        <w:t>Giải thích: Câu trả lời có trật tự từ tự nhiên và đáp ứng đầy đủ chức năng giao tiếp hoặc dữ kiện được yêu cầu.</w:t>
-      </w:r>
-    </w:p>
-    <w:p>
-      <w:pPr>
-        <w:keepNext/>
-        <w:spacing w:before="200" w:after="60" w:line="240" w:lineRule="auto"/>
+        <w:spacing w:before="200" w:after="120" w:line="240" w:lineRule="auto"/>
         <w:rPr>
           <w:rFonts w:ascii="Arial" w:hAnsi="Arial" w:cs="Arial"/>
           <w:b/>
@@ -3181,26 +2895,7 @@
     </w:p>
     <w:p>
       <w:pPr>
-        <w:keepLines/>
-        <w:spacing w:after="220" w:line="240" w:lineRule="auto"/>
-        <w:ind w:left="198"/>
-        <w:rPr>
-          <w:rFonts w:ascii="Arial" w:hAnsi="Arial" w:cs="Arial"/>
-          <w:sz w:val="22"/>
-        </w:rPr>
-      </w:pPr>
-      <w:r>
-        <w:rPr>
-          <w:rFonts w:ascii="Arial" w:hAnsi="Arial" w:cs="Arial"/>
-          <w:sz w:val="22"/>
-        </w:rPr>
-        <w:t>Giải thích: Câu trả lời có trật tự từ tự nhiên và đáp ứng đầy đủ chức năng giao tiếp hoặc dữ kiện được yêu cầu.</w:t>
-      </w:r>
-    </w:p>
-    <w:p>
-      <w:pPr>
-        <w:keepNext/>
-        <w:spacing w:before="200" w:after="60" w:line="240" w:lineRule="auto"/>
+        <w:spacing w:before="200" w:after="120" w:line="240" w:lineRule="auto"/>
         <w:rPr>
           <w:rFonts w:ascii="Arial" w:hAnsi="Arial" w:cs="Arial"/>
           <w:b/>
@@ -3218,26 +2913,7 @@
     </w:p>
     <w:p>
       <w:pPr>
-        <w:keepLines/>
-        <w:spacing w:after="220" w:line="240" w:lineRule="auto"/>
-        <w:ind w:left="198"/>
-        <w:rPr>
-          <w:rFonts w:ascii="Arial" w:hAnsi="Arial" w:cs="Arial"/>
-          <w:sz w:val="22"/>
-        </w:rPr>
-      </w:pPr>
-      <w:r>
-        <w:rPr>
-          <w:rFonts w:ascii="Arial" w:hAnsi="Arial" w:cs="Arial"/>
-          <w:sz w:val="22"/>
-        </w:rPr>
-        <w:t>Giải thích: Câu trả lời có trật tự từ tự nhiên và đáp ứng đầy đủ chức năng giao tiếp hoặc dữ kiện được yêu cầu.</w:t>
-      </w:r>
-    </w:p>
-    <w:p>
-      <w:pPr>
-        <w:keepNext/>
-        <w:spacing w:before="200" w:after="60" w:line="240" w:lineRule="auto"/>
+        <w:spacing w:before="200" w:after="120" w:line="240" w:lineRule="auto"/>
         <w:rPr>
           <w:rFonts w:ascii="Arial" w:hAnsi="Arial" w:cs="Arial"/>
           <w:b/>
@@ -3255,26 +2931,7 @@
     </w:p>
     <w:p>
       <w:pPr>
-        <w:keepLines/>
-        <w:spacing w:after="220" w:line="240" w:lineRule="auto"/>
-        <w:ind w:left="198"/>
-        <w:rPr>
-          <w:rFonts w:ascii="Arial" w:hAnsi="Arial" w:cs="Arial"/>
-          <w:sz w:val="22"/>
-        </w:rPr>
-      </w:pPr>
-      <w:r>
-        <w:rPr>
-          <w:rFonts w:ascii="Arial" w:hAnsi="Arial" w:cs="Arial"/>
-          <w:sz w:val="22"/>
-        </w:rPr>
-        <w:t>Giải thích: Câu trả lời có trật tự từ tự nhiên và đáp ứng đầy đủ chức năng giao tiếp hoặc dữ kiện được yêu cầu.</w:t>
-      </w:r>
-    </w:p>
-    <w:p>
-      <w:pPr>
-        <w:keepNext/>
-        <w:spacing w:before="200" w:after="60" w:line="240" w:lineRule="auto"/>
+        <w:spacing w:before="200" w:after="120" w:line="240" w:lineRule="auto"/>
         <w:rPr>
           <w:rFonts w:ascii="Arial" w:hAnsi="Arial" w:cs="Arial"/>
           <w:b/>
@@ -3292,26 +2949,7 @@
     </w:p>
     <w:p>
       <w:pPr>
-        <w:keepLines/>
-        <w:spacing w:after="220" w:line="240" w:lineRule="auto"/>
-        <w:ind w:left="198"/>
-        <w:rPr>
-          <w:rFonts w:ascii="Arial" w:hAnsi="Arial" w:cs="Arial"/>
-          <w:sz w:val="22"/>
-        </w:rPr>
-      </w:pPr>
-      <w:r>
-        <w:rPr>
-          <w:rFonts w:ascii="Arial" w:hAnsi="Arial" w:cs="Arial"/>
-          <w:sz w:val="22"/>
-        </w:rPr>
-        <w:t>Giải thích: Câu trả lời có trật tự từ tự nhiên và đáp ứng đầy đủ chức năng giao tiếp hoặc dữ kiện được yêu cầu.</w:t>
-      </w:r>
-    </w:p>
-    <w:p>
-      <w:pPr>
-        <w:keepNext/>
-        <w:spacing w:before="200" w:after="60" w:line="240" w:lineRule="auto"/>
+        <w:spacing w:before="200" w:after="120" w:line="240" w:lineRule="auto"/>
         <w:rPr>
           <w:rFonts w:ascii="Arial" w:hAnsi="Arial" w:cs="Arial"/>
           <w:b/>
@@ -3325,24 +2963,6 @@
           <w:sz w:val="22"/>
         </w:rPr>
         <w:t>Câu 10: two (chấp nhận some nếu điều chỉnh ngữ cảnh)</w:t>
-      </w:r>
-    </w:p>
-    <w:p>
-      <w:pPr>
-        <w:keepLines/>
-        <w:spacing w:after="220" w:line="240" w:lineRule="auto"/>
-        <w:ind w:left="198"/>
-        <w:rPr>
-          <w:rFonts w:ascii="Arial" w:hAnsi="Arial" w:cs="Arial"/>
-          <w:sz w:val="22"/>
-        </w:rPr>
-      </w:pPr>
-      <w:r>
-        <w:rPr>
-          <w:rFonts w:ascii="Arial" w:hAnsi="Arial" w:cs="Arial"/>
-          <w:sz w:val="22"/>
-        </w:rPr>
-        <w:t>Giải thích: Câu trả lời có trật tự từ tự nhiên và đáp ứng đầy đủ chức năng giao tiếp hoặc dữ kiện được yêu cầu.</w:t>
       </w:r>
     </w:p>
     <w:p>
@@ -3364,8 +2984,7 @@
     </w:p>
     <w:p>
       <w:pPr>
-        <w:keepNext/>
-        <w:spacing w:before="200" w:after="60" w:line="240" w:lineRule="auto"/>
+        <w:spacing w:before="200" w:after="120" w:line="240" w:lineRule="auto"/>
         <w:rPr>
           <w:rFonts w:ascii="Arial" w:hAnsi="Arial" w:cs="Arial"/>
           <w:b/>
@@ -3383,26 +3002,7 @@
     </w:p>
     <w:p>
       <w:pPr>
-        <w:keepLines/>
-        <w:spacing w:after="220" w:line="240" w:lineRule="auto"/>
-        <w:ind w:left="198"/>
-        <w:rPr>
-          <w:rFonts w:ascii="Arial" w:hAnsi="Arial" w:cs="Arial"/>
-          <w:sz w:val="22"/>
-        </w:rPr>
-      </w:pPr>
-      <w:r>
-        <w:rPr>
-          <w:rFonts w:ascii="Arial" w:hAnsi="Arial" w:cs="Arial"/>
-          <w:sz w:val="22"/>
-        </w:rPr>
-        <w:t>Giải thích: Đáp án at diễn đạt đúng quan hệ thời gian, nơi chốn, vị trí hoặc hướng chuyển động trong câu.</w:t>
-      </w:r>
-    </w:p>
-    <w:p>
-      <w:pPr>
-        <w:keepNext/>
-        <w:spacing w:before="200" w:after="60" w:line="240" w:lineRule="auto"/>
+        <w:spacing w:before="200" w:after="120" w:line="240" w:lineRule="auto"/>
         <w:rPr>
           <w:rFonts w:ascii="Arial" w:hAnsi="Arial" w:cs="Arial"/>
           <w:b/>
@@ -3420,26 +3020,7 @@
     </w:p>
     <w:p>
       <w:pPr>
-        <w:keepLines/>
-        <w:spacing w:after="220" w:line="240" w:lineRule="auto"/>
-        <w:ind w:left="198"/>
-        <w:rPr>
-          <w:rFonts w:ascii="Arial" w:hAnsi="Arial" w:cs="Arial"/>
-          <w:sz w:val="22"/>
-        </w:rPr>
-      </w:pPr>
-      <w:r>
-        <w:rPr>
-          <w:rFonts w:ascii="Arial" w:hAnsi="Arial" w:cs="Arial"/>
-          <w:sz w:val="22"/>
-        </w:rPr>
-        <w:t>Giải thích: Đáp án on diễn đạt đúng quan hệ thời gian, nơi chốn, vị trí hoặc hướng chuyển động trong câu.</w:t>
-      </w:r>
-    </w:p>
-    <w:p>
-      <w:pPr>
-        <w:keepNext/>
-        <w:spacing w:before="200" w:after="60" w:line="240" w:lineRule="auto"/>
+        <w:spacing w:before="200" w:after="120" w:line="240" w:lineRule="auto"/>
         <w:rPr>
           <w:rFonts w:ascii="Arial" w:hAnsi="Arial" w:cs="Arial"/>
           <w:b/>
@@ -3457,26 +3038,7 @@
     </w:p>
     <w:p>
       <w:pPr>
-        <w:keepLines/>
-        <w:spacing w:after="220" w:line="240" w:lineRule="auto"/>
-        <w:ind w:left="198"/>
-        <w:rPr>
-          <w:rFonts w:ascii="Arial" w:hAnsi="Arial" w:cs="Arial"/>
-          <w:sz w:val="22"/>
-        </w:rPr>
-      </w:pPr>
-      <w:r>
-        <w:rPr>
-          <w:rFonts w:ascii="Arial" w:hAnsi="Arial" w:cs="Arial"/>
-          <w:sz w:val="22"/>
-        </w:rPr>
-        <w:t>Giải thích: Đáp án in diễn đạt đúng quan hệ thời gian, nơi chốn, vị trí hoặc hướng chuyển động trong câu.</w:t>
-      </w:r>
-    </w:p>
-    <w:p>
-      <w:pPr>
-        <w:keepNext/>
-        <w:spacing w:before="200" w:after="60" w:line="240" w:lineRule="auto"/>
+        <w:spacing w:before="200" w:after="120" w:line="240" w:lineRule="auto"/>
         <w:rPr>
           <w:rFonts w:ascii="Arial" w:hAnsi="Arial" w:cs="Arial"/>
           <w:b/>
@@ -3494,26 +3056,7 @@
     </w:p>
     <w:p>
       <w:pPr>
-        <w:keepLines/>
-        <w:spacing w:after="220" w:line="240" w:lineRule="auto"/>
-        <w:ind w:left="198"/>
-        <w:rPr>
-          <w:rFonts w:ascii="Arial" w:hAnsi="Arial" w:cs="Arial"/>
-          <w:sz w:val="22"/>
-        </w:rPr>
-      </w:pPr>
-      <w:r>
-        <w:rPr>
-          <w:rFonts w:ascii="Arial" w:hAnsi="Arial" w:cs="Arial"/>
-          <w:sz w:val="22"/>
-        </w:rPr>
-        <w:t>Giải thích: Đáp án at diễn đạt đúng quan hệ thời gian, nơi chốn, vị trí hoặc hướng chuyển động trong câu.</w:t>
-      </w:r>
-    </w:p>
-    <w:p>
-      <w:pPr>
-        <w:keepNext/>
-        <w:spacing w:before="200" w:after="60" w:line="240" w:lineRule="auto"/>
+        <w:spacing w:before="200" w:after="120" w:line="240" w:lineRule="auto"/>
         <w:rPr>
           <w:rFonts w:ascii="Arial" w:hAnsi="Arial" w:cs="Arial"/>
           <w:b/>
@@ -3531,26 +3074,7 @@
     </w:p>
     <w:p>
       <w:pPr>
-        <w:keepLines/>
-        <w:spacing w:after="220" w:line="240" w:lineRule="auto"/>
-        <w:ind w:left="198"/>
-        <w:rPr>
-          <w:rFonts w:ascii="Arial" w:hAnsi="Arial" w:cs="Arial"/>
-          <w:sz w:val="22"/>
-        </w:rPr>
-      </w:pPr>
-      <w:r>
-        <w:rPr>
-          <w:rFonts w:ascii="Arial" w:hAnsi="Arial" w:cs="Arial"/>
-          <w:sz w:val="22"/>
-        </w:rPr>
-        <w:t>Giải thích: Đáp án between diễn đạt đúng quan hệ thời gian, nơi chốn, vị trí hoặc hướng chuyển động trong câu.</w:t>
-      </w:r>
-    </w:p>
-    <w:p>
-      <w:pPr>
-        <w:keepNext/>
-        <w:spacing w:before="200" w:after="60" w:line="240" w:lineRule="auto"/>
+        <w:spacing w:before="200" w:after="120" w:line="240" w:lineRule="auto"/>
         <w:rPr>
           <w:rFonts w:ascii="Arial" w:hAnsi="Arial" w:cs="Arial"/>
           <w:b/>
@@ -3568,26 +3092,7 @@
     </w:p>
     <w:p>
       <w:pPr>
-        <w:keepLines/>
-        <w:spacing w:after="220" w:line="240" w:lineRule="auto"/>
-        <w:ind w:left="198"/>
-        <w:rPr>
-          <w:rFonts w:ascii="Arial" w:hAnsi="Arial" w:cs="Arial"/>
-          <w:sz w:val="22"/>
-        </w:rPr>
-      </w:pPr>
-      <w:r>
-        <w:rPr>
-          <w:rFonts w:ascii="Arial" w:hAnsi="Arial" w:cs="Arial"/>
-          <w:sz w:val="22"/>
-        </w:rPr>
-        <w:t>Giải thích: Đáp án behind/next to diễn đạt đúng quan hệ thời gian, nơi chốn, vị trí hoặc hướng chuyển động trong câu.</w:t>
-      </w:r>
-    </w:p>
-    <w:p>
-      <w:pPr>
-        <w:keepNext/>
-        <w:spacing w:before="200" w:after="60" w:line="240" w:lineRule="auto"/>
+        <w:spacing w:before="200" w:after="120" w:line="240" w:lineRule="auto"/>
         <w:rPr>
           <w:rFonts w:ascii="Arial" w:hAnsi="Arial" w:cs="Arial"/>
           <w:b/>
@@ -3605,26 +3110,7 @@
     </w:p>
     <w:p>
       <w:pPr>
-        <w:keepLines/>
-        <w:spacing w:after="220" w:line="240" w:lineRule="auto"/>
-        <w:ind w:left="198"/>
-        <w:rPr>
-          <w:rFonts w:ascii="Arial" w:hAnsi="Arial" w:cs="Arial"/>
-          <w:sz w:val="22"/>
-        </w:rPr>
-      </w:pPr>
-      <w:r>
-        <w:rPr>
-          <w:rFonts w:ascii="Arial" w:hAnsi="Arial" w:cs="Arial"/>
-          <w:sz w:val="22"/>
-        </w:rPr>
-        <w:t>Giải thích: Đáp án across/over diễn đạt đúng quan hệ thời gian, nơi chốn, vị trí hoặc hướng chuyển động trong câu.</w:t>
-      </w:r>
-    </w:p>
-    <w:p>
-      <w:pPr>
-        <w:keepNext/>
-        <w:spacing w:before="200" w:after="60" w:line="240" w:lineRule="auto"/>
+        <w:spacing w:before="200" w:after="120" w:line="240" w:lineRule="auto"/>
         <w:rPr>
           <w:rFonts w:ascii="Arial" w:hAnsi="Arial" w:cs="Arial"/>
           <w:b/>
@@ -3642,26 +3128,7 @@
     </w:p>
     <w:p>
       <w:pPr>
-        <w:keepLines/>
-        <w:spacing w:after="220" w:line="240" w:lineRule="auto"/>
-        <w:ind w:left="198"/>
-        <w:rPr>
-          <w:rFonts w:ascii="Arial" w:hAnsi="Arial" w:cs="Arial"/>
-          <w:sz w:val="22"/>
-        </w:rPr>
-      </w:pPr>
-      <w:r>
-        <w:rPr>
-          <w:rFonts w:ascii="Arial" w:hAnsi="Arial" w:cs="Arial"/>
-          <w:sz w:val="22"/>
-        </w:rPr>
-        <w:t>Giải thích: Đáp án into diễn đạt đúng quan hệ thời gian, nơi chốn, vị trí hoặc hướng chuyển động trong câu.</w:t>
-      </w:r>
-    </w:p>
-    <w:p>
-      <w:pPr>
-        <w:keepNext/>
-        <w:spacing w:before="200" w:after="60" w:line="240" w:lineRule="auto"/>
+        <w:spacing w:before="200" w:after="120" w:line="240" w:lineRule="auto"/>
         <w:rPr>
           <w:rFonts w:ascii="Arial" w:hAnsi="Arial" w:cs="Arial"/>
           <w:b/>
@@ -3679,26 +3146,7 @@
     </w:p>
     <w:p>
       <w:pPr>
-        <w:keepLines/>
-        <w:spacing w:after="220" w:line="240" w:lineRule="auto"/>
-        <w:ind w:left="198"/>
-        <w:rPr>
-          <w:rFonts w:ascii="Arial" w:hAnsi="Arial" w:cs="Arial"/>
-          <w:sz w:val="22"/>
-        </w:rPr>
-      </w:pPr>
-      <w:r>
-        <w:rPr>
-          <w:rFonts w:ascii="Arial" w:hAnsi="Arial" w:cs="Arial"/>
-          <w:sz w:val="22"/>
-        </w:rPr>
-        <w:t>Giải thích: Đáp án above diễn đạt đúng quan hệ thời gian, nơi chốn, vị trí hoặc hướng chuyển động trong câu.</w:t>
-      </w:r>
-    </w:p>
-    <w:p>
-      <w:pPr>
-        <w:keepNext/>
-        <w:spacing w:before="200" w:after="60" w:line="240" w:lineRule="auto"/>
+        <w:spacing w:before="200" w:after="120" w:line="240" w:lineRule="auto"/>
         <w:rPr>
           <w:rFonts w:ascii="Arial" w:hAnsi="Arial" w:cs="Arial"/>
           <w:b/>
@@ -3712,24 +3160,6 @@
           <w:sz w:val="22"/>
         </w:rPr>
         <w:t>Câu 10: from</w:t>
-      </w:r>
-    </w:p>
-    <w:p>
-      <w:pPr>
-        <w:keepLines/>
-        <w:spacing w:after="220" w:line="240" w:lineRule="auto"/>
-        <w:ind w:left="198"/>
-        <w:rPr>
-          <w:rFonts w:ascii="Arial" w:hAnsi="Arial" w:cs="Arial"/>
-          <w:sz w:val="22"/>
-        </w:rPr>
-      </w:pPr>
-      <w:r>
-        <w:rPr>
-          <w:rFonts w:ascii="Arial" w:hAnsi="Arial" w:cs="Arial"/>
-          <w:sz w:val="22"/>
-        </w:rPr>
-        <w:t>Giải thích: Đáp án from diễn đạt đúng quan hệ thời gian, nơi chốn, vị trí hoặc hướng chuyển động trong câu.</w:t>
       </w:r>
     </w:p>
     <w:p>
@@ -3751,8 +3181,7 @@
     </w:p>
     <w:p>
       <w:pPr>
-        <w:keepNext/>
-        <w:spacing w:before="200" w:after="60" w:line="240" w:lineRule="auto"/>
+        <w:spacing w:before="200" w:after="120" w:line="240" w:lineRule="auto"/>
         <w:rPr>
           <w:rFonts w:ascii="Arial" w:hAnsi="Arial" w:cs="Arial"/>
           <w:b/>
@@ -3770,26 +3199,7 @@
     </w:p>
     <w:p>
       <w:pPr>
-        <w:keepLines/>
-        <w:spacing w:after="220" w:line="240" w:lineRule="auto"/>
-        <w:ind w:left="198"/>
-        <w:rPr>
-          <w:rFonts w:ascii="Arial" w:hAnsi="Arial" w:cs="Arial"/>
-          <w:sz w:val="22"/>
-        </w:rPr>
-      </w:pPr>
-      <w:r>
-        <w:rPr>
-          <w:rFonts w:ascii="Arial" w:hAnsi="Arial" w:cs="Arial"/>
-          <w:sz w:val="22"/>
-        </w:rPr>
-        <w:t>Giải thích: Đáp án dùng is với danh từ số ít/không đếm được và are với danh từ số nhiều; trật tự từ phù hợp với câu khẳng định, phủ định hoặc nghi vấn.</w:t>
-      </w:r>
-    </w:p>
-    <w:p>
-      <w:pPr>
-        <w:keepNext/>
-        <w:spacing w:before="200" w:after="60" w:line="240" w:lineRule="auto"/>
+        <w:spacing w:before="200" w:after="120" w:line="240" w:lineRule="auto"/>
         <w:rPr>
           <w:rFonts w:ascii="Arial" w:hAnsi="Arial" w:cs="Arial"/>
           <w:b/>
@@ -3807,26 +3217,7 @@
     </w:p>
     <w:p>
       <w:pPr>
-        <w:keepLines/>
-        <w:spacing w:after="220" w:line="240" w:lineRule="auto"/>
-        <w:ind w:left="198"/>
-        <w:rPr>
-          <w:rFonts w:ascii="Arial" w:hAnsi="Arial" w:cs="Arial"/>
-          <w:sz w:val="22"/>
-        </w:rPr>
-      </w:pPr>
-      <w:r>
-        <w:rPr>
-          <w:rFonts w:ascii="Arial" w:hAnsi="Arial" w:cs="Arial"/>
-          <w:sz w:val="22"/>
-        </w:rPr>
-        <w:t>Giải thích: Đáp án dùng is với danh từ số ít/không đếm được và are với danh từ số nhiều; trật tự từ phù hợp với câu khẳng định, phủ định hoặc nghi vấn.</w:t>
-      </w:r>
-    </w:p>
-    <w:p>
-      <w:pPr>
-        <w:keepNext/>
-        <w:spacing w:before="200" w:after="60" w:line="240" w:lineRule="auto"/>
+        <w:spacing w:before="200" w:after="120" w:line="240" w:lineRule="auto"/>
         <w:rPr>
           <w:rFonts w:ascii="Arial" w:hAnsi="Arial" w:cs="Arial"/>
           <w:b/>
@@ -3844,26 +3235,7 @@
     </w:p>
     <w:p>
       <w:pPr>
-        <w:keepLines/>
-        <w:spacing w:after="220" w:line="240" w:lineRule="auto"/>
-        <w:ind w:left="198"/>
-        <w:rPr>
-          <w:rFonts w:ascii="Arial" w:hAnsi="Arial" w:cs="Arial"/>
-          <w:sz w:val="22"/>
-        </w:rPr>
-      </w:pPr>
-      <w:r>
-        <w:rPr>
-          <w:rFonts w:ascii="Arial" w:hAnsi="Arial" w:cs="Arial"/>
-          <w:sz w:val="22"/>
-        </w:rPr>
-        <w:t>Giải thích: Đáp án dùng is với danh từ số ít/không đếm được và are với danh từ số nhiều; trật tự từ phù hợp với câu khẳng định, phủ định hoặc nghi vấn.</w:t>
-      </w:r>
-    </w:p>
-    <w:p>
-      <w:pPr>
-        <w:keepNext/>
-        <w:spacing w:before="200" w:after="60" w:line="240" w:lineRule="auto"/>
+        <w:spacing w:before="200" w:after="120" w:line="240" w:lineRule="auto"/>
         <w:rPr>
           <w:rFonts w:ascii="Arial" w:hAnsi="Arial" w:cs="Arial"/>
           <w:b/>
@@ -3881,26 +3253,7 @@
     </w:p>
     <w:p>
       <w:pPr>
-        <w:keepLines/>
-        <w:spacing w:after="220" w:line="240" w:lineRule="auto"/>
-        <w:ind w:left="198"/>
-        <w:rPr>
-          <w:rFonts w:ascii="Arial" w:hAnsi="Arial" w:cs="Arial"/>
-          <w:sz w:val="22"/>
-        </w:rPr>
-      </w:pPr>
-      <w:r>
-        <w:rPr>
-          <w:rFonts w:ascii="Arial" w:hAnsi="Arial" w:cs="Arial"/>
-          <w:sz w:val="22"/>
-        </w:rPr>
-        <w:t>Giải thích: Đáp án dùng is với danh từ số ít/không đếm được và are với danh từ số nhiều; trật tự từ phù hợp với câu khẳng định, phủ định hoặc nghi vấn.</w:t>
-      </w:r>
-    </w:p>
-    <w:p>
-      <w:pPr>
-        <w:keepNext/>
-        <w:spacing w:before="200" w:after="60" w:line="240" w:lineRule="auto"/>
+        <w:spacing w:before="200" w:after="120" w:line="240" w:lineRule="auto"/>
         <w:rPr>
           <w:rFonts w:ascii="Arial" w:hAnsi="Arial" w:cs="Arial"/>
           <w:b/>
@@ -3918,26 +3271,7 @@
     </w:p>
     <w:p>
       <w:pPr>
-        <w:keepLines/>
-        <w:spacing w:after="220" w:line="240" w:lineRule="auto"/>
-        <w:ind w:left="198"/>
-        <w:rPr>
-          <w:rFonts w:ascii="Arial" w:hAnsi="Arial" w:cs="Arial"/>
-          <w:sz w:val="22"/>
-        </w:rPr>
-      </w:pPr>
-      <w:r>
-        <w:rPr>
-          <w:rFonts w:ascii="Arial" w:hAnsi="Arial" w:cs="Arial"/>
-          <w:sz w:val="22"/>
-        </w:rPr>
-        <w:t>Giải thích: Đáp án dùng is với danh từ số ít/không đếm được và are với danh từ số nhiều; trật tự từ phù hợp với câu khẳng định, phủ định hoặc nghi vấn.</w:t>
-      </w:r>
-    </w:p>
-    <w:p>
-      <w:pPr>
-        <w:keepNext/>
-        <w:spacing w:before="200" w:after="60" w:line="240" w:lineRule="auto"/>
+        <w:spacing w:before="200" w:after="120" w:line="240" w:lineRule="auto"/>
         <w:rPr>
           <w:rFonts w:ascii="Arial" w:hAnsi="Arial" w:cs="Arial"/>
           <w:b/>
@@ -3955,26 +3289,7 @@
     </w:p>
     <w:p>
       <w:pPr>
-        <w:keepLines/>
-        <w:spacing w:after="220" w:line="240" w:lineRule="auto"/>
-        <w:ind w:left="198"/>
-        <w:rPr>
-          <w:rFonts w:ascii="Arial" w:hAnsi="Arial" w:cs="Arial"/>
-          <w:sz w:val="22"/>
-        </w:rPr>
-      </w:pPr>
-      <w:r>
-        <w:rPr>
-          <w:rFonts w:ascii="Arial" w:hAnsi="Arial" w:cs="Arial"/>
-          <w:sz w:val="22"/>
-        </w:rPr>
-        <w:t>Giải thích: Đáp án dùng is với danh từ số ít/không đếm được và are với danh từ số nhiều; trật tự từ phù hợp với câu khẳng định, phủ định hoặc nghi vấn.</w:t>
-      </w:r>
-    </w:p>
-    <w:p>
-      <w:pPr>
-        <w:keepNext/>
-        <w:spacing w:before="200" w:after="60" w:line="240" w:lineRule="auto"/>
+        <w:spacing w:before="200" w:after="120" w:line="240" w:lineRule="auto"/>
         <w:rPr>
           <w:rFonts w:ascii="Arial" w:hAnsi="Arial" w:cs="Arial"/>
           <w:b/>
@@ -3992,26 +3307,7 @@
     </w:p>
     <w:p>
       <w:pPr>
-        <w:keepLines/>
-        <w:spacing w:after="220" w:line="240" w:lineRule="auto"/>
-        <w:ind w:left="198"/>
-        <w:rPr>
-          <w:rFonts w:ascii="Arial" w:hAnsi="Arial" w:cs="Arial"/>
-          <w:sz w:val="22"/>
-        </w:rPr>
-      </w:pPr>
-      <w:r>
-        <w:rPr>
-          <w:rFonts w:ascii="Arial" w:hAnsi="Arial" w:cs="Arial"/>
-          <w:sz w:val="22"/>
-        </w:rPr>
-        <w:t>Giải thích: Đáp án dùng is với danh từ số ít/không đếm được và are với danh từ số nhiều; trật tự từ phù hợp với câu khẳng định, phủ định hoặc nghi vấn.</w:t>
-      </w:r>
-    </w:p>
-    <w:p>
-      <w:pPr>
-        <w:keepNext/>
-        <w:spacing w:before="200" w:after="60" w:line="240" w:lineRule="auto"/>
+        <w:spacing w:before="200" w:after="120" w:line="240" w:lineRule="auto"/>
         <w:rPr>
           <w:rFonts w:ascii="Arial" w:hAnsi="Arial" w:cs="Arial"/>
           <w:b/>
@@ -4029,26 +3325,7 @@
     </w:p>
     <w:p>
       <w:pPr>
-        <w:keepLines/>
-        <w:spacing w:after="220" w:line="240" w:lineRule="auto"/>
-        <w:ind w:left="198"/>
-        <w:rPr>
-          <w:rFonts w:ascii="Arial" w:hAnsi="Arial" w:cs="Arial"/>
-          <w:sz w:val="22"/>
-        </w:rPr>
-      </w:pPr>
-      <w:r>
-        <w:rPr>
-          <w:rFonts w:ascii="Arial" w:hAnsi="Arial" w:cs="Arial"/>
-          <w:sz w:val="22"/>
-        </w:rPr>
-        <w:t>Giải thích: Đáp án dùng is với danh từ số ít/không đếm được và are với danh từ số nhiều; trật tự từ phù hợp với câu khẳng định, phủ định hoặc nghi vấn.</w:t>
-      </w:r>
-    </w:p>
-    <w:p>
-      <w:pPr>
-        <w:keepNext/>
-        <w:spacing w:before="200" w:after="60" w:line="240" w:lineRule="auto"/>
+        <w:spacing w:before="200" w:after="120" w:line="240" w:lineRule="auto"/>
         <w:rPr>
           <w:rFonts w:ascii="Arial" w:hAnsi="Arial" w:cs="Arial"/>
           <w:b/>
@@ -4066,26 +3343,7 @@
     </w:p>
     <w:p>
       <w:pPr>
-        <w:keepLines/>
-        <w:spacing w:after="220" w:line="240" w:lineRule="auto"/>
-        <w:ind w:left="198"/>
-        <w:rPr>
-          <w:rFonts w:ascii="Arial" w:hAnsi="Arial" w:cs="Arial"/>
-          <w:sz w:val="22"/>
-        </w:rPr>
-      </w:pPr>
-      <w:r>
-        <w:rPr>
-          <w:rFonts w:ascii="Arial" w:hAnsi="Arial" w:cs="Arial"/>
-          <w:sz w:val="22"/>
-        </w:rPr>
-        <w:t>Giải thích: Đáp án dùng is với danh từ số ít/không đếm được và are với danh từ số nhiều; trật tự từ phù hợp với câu khẳng định, phủ định hoặc nghi vấn.</w:t>
-      </w:r>
-    </w:p>
-    <w:p>
-      <w:pPr>
-        <w:keepNext/>
-        <w:spacing w:before="200" w:after="60" w:line="240" w:lineRule="auto"/>
+        <w:spacing w:before="200" w:after="120" w:line="240" w:lineRule="auto"/>
         <w:rPr>
           <w:rFonts w:ascii="Arial" w:hAnsi="Arial" w:cs="Arial"/>
           <w:b/>
@@ -4099,24 +3357,6 @@
           <w:sz w:val="22"/>
         </w:rPr>
         <w:t>Câu 10: Is there a public restroom?</w:t>
-      </w:r>
-    </w:p>
-    <w:p>
-      <w:pPr>
-        <w:keepLines/>
-        <w:spacing w:after="220" w:line="240" w:lineRule="auto"/>
-        <w:ind w:left="198"/>
-        <w:rPr>
-          <w:rFonts w:ascii="Arial" w:hAnsi="Arial" w:cs="Arial"/>
-          <w:sz w:val="22"/>
-        </w:rPr>
-      </w:pPr>
-      <w:r>
-        <w:rPr>
-          <w:rFonts w:ascii="Arial" w:hAnsi="Arial" w:cs="Arial"/>
-          <w:sz w:val="22"/>
-        </w:rPr>
-        <w:t>Giải thích: Đáp án dùng is với danh từ số ít/không đếm được và are với danh từ số nhiều; trật tự từ phù hợp với câu khẳng định, phủ định hoặc nghi vấn.</w:t>
       </w:r>
     </w:p>
     <w:p>
@@ -4138,8 +3378,7 @@
     </w:p>
     <w:p>
       <w:pPr>
-        <w:keepNext/>
-        <w:spacing w:before="200" w:after="60" w:line="240" w:lineRule="auto"/>
+        <w:spacing w:before="200" w:after="120" w:line="240" w:lineRule="auto"/>
         <w:rPr>
           <w:rFonts w:ascii="Arial" w:hAnsi="Arial" w:cs="Arial"/>
           <w:b/>
@@ -4157,26 +3396,7 @@
     </w:p>
     <w:p>
       <w:pPr>
-        <w:keepLines/>
-        <w:spacing w:after="220" w:line="240" w:lineRule="auto"/>
-        <w:ind w:left="198"/>
-        <w:rPr>
-          <w:rFonts w:ascii="Arial" w:hAnsi="Arial" w:cs="Arial"/>
-          <w:sz w:val="22"/>
-        </w:rPr>
-      </w:pPr>
-      <w:r>
-        <w:rPr>
-          <w:rFonts w:ascii="Arial" w:hAnsi="Arial" w:cs="Arial"/>
-          <w:sz w:val="22"/>
-        </w:rPr>
-        <w:t>Giải thích: This/these chỉ vật ở gần, that/those chỉ vật ở xa; dạng số ít hoặc số nhiều khớp với danh từ trong câu.</w:t>
-      </w:r>
-    </w:p>
-    <w:p>
-      <w:pPr>
-        <w:keepNext/>
-        <w:spacing w:before="200" w:after="60" w:line="240" w:lineRule="auto"/>
+        <w:spacing w:before="200" w:after="120" w:line="240" w:lineRule="auto"/>
         <w:rPr>
           <w:rFonts w:ascii="Arial" w:hAnsi="Arial" w:cs="Arial"/>
           <w:b/>
@@ -4194,26 +3414,7 @@
     </w:p>
     <w:p>
       <w:pPr>
-        <w:keepLines/>
-        <w:spacing w:after="220" w:line="240" w:lineRule="auto"/>
-        <w:ind w:left="198"/>
-        <w:rPr>
-          <w:rFonts w:ascii="Arial" w:hAnsi="Arial" w:cs="Arial"/>
-          <w:sz w:val="22"/>
-        </w:rPr>
-      </w:pPr>
-      <w:r>
-        <w:rPr>
-          <w:rFonts w:ascii="Arial" w:hAnsi="Arial" w:cs="Arial"/>
-          <w:sz w:val="22"/>
-        </w:rPr>
-        <w:t>Giải thích: This/these chỉ vật ở gần, that/those chỉ vật ở xa; dạng số ít hoặc số nhiều khớp với danh từ trong câu.</w:t>
-      </w:r>
-    </w:p>
-    <w:p>
-      <w:pPr>
-        <w:keepNext/>
-        <w:spacing w:before="200" w:after="60" w:line="240" w:lineRule="auto"/>
+        <w:spacing w:before="200" w:after="120" w:line="240" w:lineRule="auto"/>
         <w:rPr>
           <w:rFonts w:ascii="Arial" w:hAnsi="Arial" w:cs="Arial"/>
           <w:b/>
@@ -4231,26 +3432,7 @@
     </w:p>
     <w:p>
       <w:pPr>
-        <w:keepLines/>
-        <w:spacing w:after="220" w:line="240" w:lineRule="auto"/>
-        <w:ind w:left="198"/>
-        <w:rPr>
-          <w:rFonts w:ascii="Arial" w:hAnsi="Arial" w:cs="Arial"/>
-          <w:sz w:val="22"/>
-        </w:rPr>
-      </w:pPr>
-      <w:r>
-        <w:rPr>
-          <w:rFonts w:ascii="Arial" w:hAnsi="Arial" w:cs="Arial"/>
-          <w:sz w:val="22"/>
-        </w:rPr>
-        <w:t>Giải thích: This/these chỉ vật ở gần, that/those chỉ vật ở xa; dạng số ít hoặc số nhiều khớp với danh từ trong câu.</w:t>
-      </w:r>
-    </w:p>
-    <w:p>
-      <w:pPr>
-        <w:keepNext/>
-        <w:spacing w:before="200" w:after="60" w:line="240" w:lineRule="auto"/>
+        <w:spacing w:before="200" w:after="120" w:line="240" w:lineRule="auto"/>
         <w:rPr>
           <w:rFonts w:ascii="Arial" w:hAnsi="Arial" w:cs="Arial"/>
           <w:b/>
@@ -4268,26 +3450,7 @@
     </w:p>
     <w:p>
       <w:pPr>
-        <w:keepLines/>
-        <w:spacing w:after="220" w:line="240" w:lineRule="auto"/>
-        <w:ind w:left="198"/>
-        <w:rPr>
-          <w:rFonts w:ascii="Arial" w:hAnsi="Arial" w:cs="Arial"/>
-          <w:sz w:val="22"/>
-        </w:rPr>
-      </w:pPr>
-      <w:r>
-        <w:rPr>
-          <w:rFonts w:ascii="Arial" w:hAnsi="Arial" w:cs="Arial"/>
-          <w:sz w:val="22"/>
-        </w:rPr>
-        <w:t>Giải thích: This/these chỉ vật ở gần, that/those chỉ vật ở xa; dạng số ít hoặc số nhiều khớp với danh từ trong câu.</w:t>
-      </w:r>
-    </w:p>
-    <w:p>
-      <w:pPr>
-        <w:keepNext/>
-        <w:spacing w:before="200" w:after="60" w:line="240" w:lineRule="auto"/>
+        <w:spacing w:before="200" w:after="120" w:line="240" w:lineRule="auto"/>
         <w:rPr>
           <w:rFonts w:ascii="Arial" w:hAnsi="Arial" w:cs="Arial"/>
           <w:b/>
@@ -4305,26 +3468,7 @@
     </w:p>
     <w:p>
       <w:pPr>
-        <w:keepLines/>
-        <w:spacing w:after="220" w:line="240" w:lineRule="auto"/>
-        <w:ind w:left="198"/>
-        <w:rPr>
-          <w:rFonts w:ascii="Arial" w:hAnsi="Arial" w:cs="Arial"/>
-          <w:sz w:val="22"/>
-        </w:rPr>
-      </w:pPr>
-      <w:r>
-        <w:rPr>
-          <w:rFonts w:ascii="Arial" w:hAnsi="Arial" w:cs="Arial"/>
-          <w:sz w:val="22"/>
-        </w:rPr>
-        <w:t>Giải thích: This/these chỉ vật ở gần, that/those chỉ vật ở xa; dạng số ít hoặc số nhiều khớp với danh từ trong câu.</w:t>
-      </w:r>
-    </w:p>
-    <w:p>
-      <w:pPr>
-        <w:keepNext/>
-        <w:spacing w:before="200" w:after="60" w:line="240" w:lineRule="auto"/>
+        <w:spacing w:before="200" w:after="120" w:line="240" w:lineRule="auto"/>
         <w:rPr>
           <w:rFonts w:ascii="Arial" w:hAnsi="Arial" w:cs="Arial"/>
           <w:b/>
@@ -4342,26 +3486,7 @@
     </w:p>
     <w:p>
       <w:pPr>
-        <w:keepLines/>
-        <w:spacing w:after="220" w:line="240" w:lineRule="auto"/>
-        <w:ind w:left="198"/>
-        <w:rPr>
-          <w:rFonts w:ascii="Arial" w:hAnsi="Arial" w:cs="Arial"/>
-          <w:sz w:val="22"/>
-        </w:rPr>
-      </w:pPr>
-      <w:r>
-        <w:rPr>
-          <w:rFonts w:ascii="Arial" w:hAnsi="Arial" w:cs="Arial"/>
-          <w:sz w:val="22"/>
-        </w:rPr>
-        <w:t>Giải thích: This/these chỉ vật ở gần, that/those chỉ vật ở xa; dạng số ít hoặc số nhiều khớp với danh từ trong câu.</w:t>
-      </w:r>
-    </w:p>
-    <w:p>
-      <w:pPr>
-        <w:keepNext/>
-        <w:spacing w:before="200" w:after="60" w:line="240" w:lineRule="auto"/>
+        <w:spacing w:before="200" w:after="120" w:line="240" w:lineRule="auto"/>
         <w:rPr>
           <w:rFonts w:ascii="Arial" w:hAnsi="Arial" w:cs="Arial"/>
           <w:b/>
@@ -4379,26 +3504,7 @@
     </w:p>
     <w:p>
       <w:pPr>
-        <w:keepLines/>
-        <w:spacing w:after="220" w:line="240" w:lineRule="auto"/>
-        <w:ind w:left="198"/>
-        <w:rPr>
-          <w:rFonts w:ascii="Arial" w:hAnsi="Arial" w:cs="Arial"/>
-          <w:sz w:val="22"/>
-        </w:rPr>
-      </w:pPr>
-      <w:r>
-        <w:rPr>
-          <w:rFonts w:ascii="Arial" w:hAnsi="Arial" w:cs="Arial"/>
-          <w:sz w:val="22"/>
-        </w:rPr>
-        <w:t>Giải thích: This/these chỉ vật ở gần, that/those chỉ vật ở xa; dạng số ít hoặc số nhiều khớp với danh từ trong câu.</w:t>
-      </w:r>
-    </w:p>
-    <w:p>
-      <w:pPr>
-        <w:keepNext/>
-        <w:spacing w:before="200" w:after="60" w:line="240" w:lineRule="auto"/>
+        <w:spacing w:before="200" w:after="120" w:line="240" w:lineRule="auto"/>
         <w:rPr>
           <w:rFonts w:ascii="Arial" w:hAnsi="Arial" w:cs="Arial"/>
           <w:b/>
@@ -4416,26 +3522,7 @@
     </w:p>
     <w:p>
       <w:pPr>
-        <w:keepLines/>
-        <w:spacing w:after="220" w:line="240" w:lineRule="auto"/>
-        <w:ind w:left="198"/>
-        <w:rPr>
-          <w:rFonts w:ascii="Arial" w:hAnsi="Arial" w:cs="Arial"/>
-          <w:sz w:val="22"/>
-        </w:rPr>
-      </w:pPr>
-      <w:r>
-        <w:rPr>
-          <w:rFonts w:ascii="Arial" w:hAnsi="Arial" w:cs="Arial"/>
-          <w:sz w:val="22"/>
-        </w:rPr>
-        <w:t>Giải thích: This/these chỉ vật ở gần, that/those chỉ vật ở xa; dạng số ít hoặc số nhiều khớp với danh từ trong câu.</w:t>
-      </w:r>
-    </w:p>
-    <w:p>
-      <w:pPr>
-        <w:keepNext/>
-        <w:spacing w:before="200" w:after="60" w:line="240" w:lineRule="auto"/>
+        <w:spacing w:before="200" w:after="120" w:line="240" w:lineRule="auto"/>
         <w:rPr>
           <w:rFonts w:ascii="Arial" w:hAnsi="Arial" w:cs="Arial"/>
           <w:b/>
@@ -4453,26 +3540,7 @@
     </w:p>
     <w:p>
       <w:pPr>
-        <w:keepLines/>
-        <w:spacing w:after="220" w:line="240" w:lineRule="auto"/>
-        <w:ind w:left="198"/>
-        <w:rPr>
-          <w:rFonts w:ascii="Arial" w:hAnsi="Arial" w:cs="Arial"/>
-          <w:sz w:val="22"/>
-        </w:rPr>
-      </w:pPr>
-      <w:r>
-        <w:rPr>
-          <w:rFonts w:ascii="Arial" w:hAnsi="Arial" w:cs="Arial"/>
-          <w:sz w:val="22"/>
-        </w:rPr>
-        <w:t>Giải thích: This/these chỉ vật ở gần, that/those chỉ vật ở xa; dạng số ít hoặc số nhiều khớp với danh từ trong câu.</w:t>
-      </w:r>
-    </w:p>
-    <w:p>
-      <w:pPr>
-        <w:keepNext/>
-        <w:spacing w:before="200" w:after="60" w:line="240" w:lineRule="auto"/>
+        <w:spacing w:before="200" w:after="120" w:line="240" w:lineRule="auto"/>
         <w:rPr>
           <w:rFonts w:ascii="Arial" w:hAnsi="Arial" w:cs="Arial"/>
           <w:b/>
@@ -4486,24 +3554,6 @@
           <w:sz w:val="22"/>
         </w:rPr>
         <w:t>Câu 10: Those</w:t>
-      </w:r>
-    </w:p>
-    <w:p>
-      <w:pPr>
-        <w:keepLines/>
-        <w:spacing w:after="220" w:line="240" w:lineRule="auto"/>
-        <w:ind w:left="198"/>
-        <w:rPr>
-          <w:rFonts w:ascii="Arial" w:hAnsi="Arial" w:cs="Arial"/>
-          <w:sz w:val="22"/>
-        </w:rPr>
-      </w:pPr>
-      <w:r>
-        <w:rPr>
-          <w:rFonts w:ascii="Arial" w:hAnsi="Arial" w:cs="Arial"/>
-          <w:sz w:val="22"/>
-        </w:rPr>
-        <w:t>Giải thích: This/these chỉ vật ở gần, that/those chỉ vật ở xa; dạng số ít hoặc số nhiều khớp với danh từ trong câu.</w:t>
       </w:r>
     </w:p>
     <w:p>
@@ -4525,8 +3575,7 @@
     </w:p>
     <w:p>
       <w:pPr>
-        <w:keepNext/>
-        <w:spacing w:before="200" w:after="60" w:line="240" w:lineRule="auto"/>
+        <w:spacing w:before="200" w:after="120" w:line="240" w:lineRule="auto"/>
         <w:rPr>
           <w:rFonts w:ascii="Arial" w:hAnsi="Arial" w:cs="Arial"/>
           <w:b/>
@@ -4544,26 +3593,7 @@
     </w:p>
     <w:p>
       <w:pPr>
-        <w:keepLines/>
-        <w:spacing w:after="220" w:line="240" w:lineRule="auto"/>
-        <w:ind w:left="198"/>
-        <w:rPr>
-          <w:rFonts w:ascii="Arial" w:hAnsi="Arial" w:cs="Arial"/>
-          <w:sz w:val="22"/>
-        </w:rPr>
-      </w:pPr>
-      <w:r>
-        <w:rPr>
-          <w:rFonts w:ascii="Arial" w:hAnsi="Arial" w:cs="Arial"/>
-          <w:sz w:val="22"/>
-        </w:rPr>
-        <w:t>Giải thích: Đáp án a phù hợp với quy tắc a/an theo âm đầu, the khi đối tượng đã xác định, hoặc không dùng mạo từ khi nói chung.</w:t>
-      </w:r>
-    </w:p>
-    <w:p>
-      <w:pPr>
-        <w:keepNext/>
-        <w:spacing w:before="200" w:after="60" w:line="240" w:lineRule="auto"/>
+        <w:spacing w:before="200" w:after="120" w:line="240" w:lineRule="auto"/>
         <w:rPr>
           <w:rFonts w:ascii="Arial" w:hAnsi="Arial" w:cs="Arial"/>
           <w:b/>
@@ -4581,26 +3611,7 @@
     </w:p>
     <w:p>
       <w:pPr>
-        <w:keepLines/>
-        <w:spacing w:after="220" w:line="240" w:lineRule="auto"/>
-        <w:ind w:left="198"/>
-        <w:rPr>
-          <w:rFonts w:ascii="Arial" w:hAnsi="Arial" w:cs="Arial"/>
-          <w:sz w:val="22"/>
-        </w:rPr>
-      </w:pPr>
-      <w:r>
-        <w:rPr>
-          <w:rFonts w:ascii="Arial" w:hAnsi="Arial" w:cs="Arial"/>
-          <w:sz w:val="22"/>
-        </w:rPr>
-        <w:t>Giải thích: Đáp án Ø phù hợp với quy tắc a/an theo âm đầu, the khi đối tượng đã xác định, hoặc không dùng mạo từ khi nói chung.</w:t>
-      </w:r>
-    </w:p>
-    <w:p>
-      <w:pPr>
-        <w:keepNext/>
-        <w:spacing w:before="200" w:after="60" w:line="240" w:lineRule="auto"/>
+        <w:spacing w:before="200" w:after="120" w:line="240" w:lineRule="auto"/>
         <w:rPr>
           <w:rFonts w:ascii="Arial" w:hAnsi="Arial" w:cs="Arial"/>
           <w:b/>
@@ -4618,26 +3629,7 @@
     </w:p>
     <w:p>
       <w:pPr>
-        <w:keepLines/>
-        <w:spacing w:after="220" w:line="240" w:lineRule="auto"/>
-        <w:ind w:left="198"/>
-        <w:rPr>
-          <w:rFonts w:ascii="Arial" w:hAnsi="Arial" w:cs="Arial"/>
-          <w:sz w:val="22"/>
-        </w:rPr>
-      </w:pPr>
-      <w:r>
-        <w:rPr>
-          <w:rFonts w:ascii="Arial" w:hAnsi="Arial" w:cs="Arial"/>
-          <w:sz w:val="22"/>
-        </w:rPr>
-        <w:t>Giải thích: Đáp án The phù hợp với quy tắc a/an theo âm đầu, the khi đối tượng đã xác định, hoặc không dùng mạo từ khi nói chung.</w:t>
-      </w:r>
-    </w:p>
-    <w:p>
-      <w:pPr>
-        <w:keepNext/>
-        <w:spacing w:before="200" w:after="60" w:line="240" w:lineRule="auto"/>
+        <w:spacing w:before="200" w:after="120" w:line="240" w:lineRule="auto"/>
         <w:rPr>
           <w:rFonts w:ascii="Arial" w:hAnsi="Arial" w:cs="Arial"/>
           <w:b/>
@@ -4655,26 +3647,7 @@
     </w:p>
     <w:p>
       <w:pPr>
-        <w:keepLines/>
-        <w:spacing w:after="220" w:line="240" w:lineRule="auto"/>
-        <w:ind w:left="198"/>
-        <w:rPr>
-          <w:rFonts w:ascii="Arial" w:hAnsi="Arial" w:cs="Arial"/>
-          <w:sz w:val="22"/>
-        </w:rPr>
-      </w:pPr>
-      <w:r>
-        <w:rPr>
-          <w:rFonts w:ascii="Arial" w:hAnsi="Arial" w:cs="Arial"/>
-          <w:sz w:val="22"/>
-        </w:rPr>
-        <w:t>Giải thích: Đáp án an, a phù hợp với quy tắc a/an theo âm đầu, the khi đối tượng đã xác định, hoặc không dùng mạo từ khi nói chung.</w:t>
-      </w:r>
-    </w:p>
-    <w:p>
-      <w:pPr>
-        <w:keepNext/>
-        <w:spacing w:before="200" w:after="60" w:line="240" w:lineRule="auto"/>
+        <w:spacing w:before="200" w:after="120" w:line="240" w:lineRule="auto"/>
         <w:rPr>
           <w:rFonts w:ascii="Arial" w:hAnsi="Arial" w:cs="Arial"/>
           <w:b/>
@@ -4692,26 +3665,7 @@
     </w:p>
     <w:p>
       <w:pPr>
-        <w:keepLines/>
-        <w:spacing w:after="220" w:line="240" w:lineRule="auto"/>
-        <w:ind w:left="198"/>
-        <w:rPr>
-          <w:rFonts w:ascii="Arial" w:hAnsi="Arial" w:cs="Arial"/>
-          <w:sz w:val="22"/>
-        </w:rPr>
-      </w:pPr>
-      <w:r>
-        <w:rPr>
-          <w:rFonts w:ascii="Arial" w:hAnsi="Arial" w:cs="Arial"/>
-          <w:sz w:val="22"/>
-        </w:rPr>
-        <w:t>Giải thích: Đáp án Ø phù hợp với quy tắc a/an theo âm đầu, the khi đối tượng đã xác định, hoặc không dùng mạo từ khi nói chung.</w:t>
-      </w:r>
-    </w:p>
-    <w:p>
-      <w:pPr>
-        <w:keepNext/>
-        <w:spacing w:before="200" w:after="60" w:line="240" w:lineRule="auto"/>
+        <w:spacing w:before="200" w:after="120" w:line="240" w:lineRule="auto"/>
         <w:rPr>
           <w:rFonts w:ascii="Arial" w:hAnsi="Arial" w:cs="Arial"/>
           <w:b/>
@@ -4729,26 +3683,7 @@
     </w:p>
     <w:p>
       <w:pPr>
-        <w:keepLines/>
-        <w:spacing w:after="220" w:line="240" w:lineRule="auto"/>
-        <w:ind w:left="198"/>
-        <w:rPr>
-          <w:rFonts w:ascii="Arial" w:hAnsi="Arial" w:cs="Arial"/>
-          <w:sz w:val="22"/>
-        </w:rPr>
-      </w:pPr>
-      <w:r>
-        <w:rPr>
-          <w:rFonts w:ascii="Arial" w:hAnsi="Arial" w:cs="Arial"/>
-          <w:sz w:val="22"/>
-        </w:rPr>
-        <w:t>Giải thích: Đáp án the phù hợp với quy tắc a/an theo âm đầu, the khi đối tượng đã xác định, hoặc không dùng mạo từ khi nói chung.</w:t>
-      </w:r>
-    </w:p>
-    <w:p>
-      <w:pPr>
-        <w:keepNext/>
-        <w:spacing w:before="200" w:after="60" w:line="240" w:lineRule="auto"/>
+        <w:spacing w:before="200" w:after="120" w:line="240" w:lineRule="auto"/>
         <w:rPr>
           <w:rFonts w:ascii="Arial" w:hAnsi="Arial" w:cs="Arial"/>
           <w:b/>
@@ -4766,26 +3701,7 @@
     </w:p>
     <w:p>
       <w:pPr>
-        <w:keepLines/>
-        <w:spacing w:after="220" w:line="240" w:lineRule="auto"/>
-        <w:ind w:left="198"/>
-        <w:rPr>
-          <w:rFonts w:ascii="Arial" w:hAnsi="Arial" w:cs="Arial"/>
-          <w:sz w:val="22"/>
-        </w:rPr>
-      </w:pPr>
-      <w:r>
-        <w:rPr>
-          <w:rFonts w:ascii="Arial" w:hAnsi="Arial" w:cs="Arial"/>
-          <w:sz w:val="22"/>
-        </w:rPr>
-        <w:t>Giải thích: Đáp án an phù hợp với quy tắc a/an theo âm đầu, the khi đối tượng đã xác định, hoặc không dùng mạo từ khi nói chung.</w:t>
-      </w:r>
-    </w:p>
-    <w:p>
-      <w:pPr>
-        <w:keepNext/>
-        <w:spacing w:before="200" w:after="60" w:line="240" w:lineRule="auto"/>
+        <w:spacing w:before="200" w:after="120" w:line="240" w:lineRule="auto"/>
         <w:rPr>
           <w:rFonts w:ascii="Arial" w:hAnsi="Arial" w:cs="Arial"/>
           <w:b/>
@@ -4803,26 +3719,7 @@
     </w:p>
     <w:p>
       <w:pPr>
-        <w:keepLines/>
-        <w:spacing w:after="220" w:line="240" w:lineRule="auto"/>
-        <w:ind w:left="198"/>
-        <w:rPr>
-          <w:rFonts w:ascii="Arial" w:hAnsi="Arial" w:cs="Arial"/>
-          <w:sz w:val="22"/>
-        </w:rPr>
-      </w:pPr>
-      <w:r>
-        <w:rPr>
-          <w:rFonts w:ascii="Arial" w:hAnsi="Arial" w:cs="Arial"/>
-          <w:sz w:val="22"/>
-        </w:rPr>
-        <w:t>Giải thích: Đáp án the phù hợp với quy tắc a/an theo âm đầu, the khi đối tượng đã xác định, hoặc không dùng mạo từ khi nói chung.</w:t>
-      </w:r>
-    </w:p>
-    <w:p>
-      <w:pPr>
-        <w:keepNext/>
-        <w:spacing w:before="200" w:after="60" w:line="240" w:lineRule="auto"/>
+        <w:spacing w:before="200" w:after="120" w:line="240" w:lineRule="auto"/>
         <w:rPr>
           <w:rFonts w:ascii="Arial" w:hAnsi="Arial" w:cs="Arial"/>
           <w:b/>
@@ -4840,26 +3737,7 @@
     </w:p>
     <w:p>
       <w:pPr>
-        <w:keepLines/>
-        <w:spacing w:after="220" w:line="240" w:lineRule="auto"/>
-        <w:ind w:left="198"/>
-        <w:rPr>
-          <w:rFonts w:ascii="Arial" w:hAnsi="Arial" w:cs="Arial"/>
-          <w:sz w:val="22"/>
-        </w:rPr>
-      </w:pPr>
-      <w:r>
-        <w:rPr>
-          <w:rFonts w:ascii="Arial" w:hAnsi="Arial" w:cs="Arial"/>
-          <w:sz w:val="22"/>
-        </w:rPr>
-        <w:t>Giải thích: Đáp án an phù hợp với quy tắc a/an theo âm đầu, the khi đối tượng đã xác định, hoặc không dùng mạo từ khi nói chung.</w:t>
-      </w:r>
-    </w:p>
-    <w:p>
-      <w:pPr>
-        <w:keepNext/>
-        <w:spacing w:before="200" w:after="60" w:line="240" w:lineRule="auto"/>
+        <w:spacing w:before="200" w:after="120" w:line="240" w:lineRule="auto"/>
         <w:rPr>
           <w:rFonts w:ascii="Arial" w:hAnsi="Arial" w:cs="Arial"/>
           <w:b/>
@@ -4873,24 +3751,6 @@
           <w:sz w:val="22"/>
         </w:rPr>
         <w:t>Câu 10: The</w:t>
-      </w:r>
-    </w:p>
-    <w:p>
-      <w:pPr>
-        <w:keepLines/>
-        <w:spacing w:after="220" w:line="240" w:lineRule="auto"/>
-        <w:ind w:left="198"/>
-        <w:rPr>
-          <w:rFonts w:ascii="Arial" w:hAnsi="Arial" w:cs="Arial"/>
-          <w:sz w:val="22"/>
-        </w:rPr>
-      </w:pPr>
-      <w:r>
-        <w:rPr>
-          <w:rFonts w:ascii="Arial" w:hAnsi="Arial" w:cs="Arial"/>
-          <w:sz w:val="22"/>
-        </w:rPr>
-        <w:t>Giải thích: Đáp án The phù hợp với quy tắc a/an theo âm đầu, the khi đối tượng đã xác định, hoặc không dùng mạo từ khi nói chung.</w:t>
       </w:r>
     </w:p>
     <w:p>
@@ -4912,8 +3772,7 @@
     </w:p>
     <w:p>
       <w:pPr>
-        <w:keepNext/>
-        <w:spacing w:before="200" w:after="60" w:line="240" w:lineRule="auto"/>
+        <w:spacing w:before="200" w:after="120" w:line="240" w:lineRule="auto"/>
         <w:rPr>
           <w:rFonts w:ascii="Arial" w:hAnsi="Arial" w:cs="Arial"/>
           <w:b/>
@@ -4931,26 +3790,7 @@
     </w:p>
     <w:p>
       <w:pPr>
-        <w:keepLines/>
-        <w:spacing w:after="220" w:line="240" w:lineRule="auto"/>
-        <w:ind w:left="198"/>
-        <w:rPr>
-          <w:rFonts w:ascii="Arial" w:hAnsi="Arial" w:cs="Arial"/>
-          <w:sz w:val="22"/>
-        </w:rPr>
-      </w:pPr>
-      <w:r>
-        <w:rPr>
-          <w:rFonts w:ascii="Arial" w:hAnsi="Arial" w:cs="Arial"/>
-          <w:sz w:val="22"/>
-        </w:rPr>
-        <w:t>Giải thích: Phần sửa opens at 8 a.m khôi phục đúng mạo từ, giới từ, sự hòa hợp số ít–số nhiều hoặc cấu trúc câu bị sai.</w:t>
-      </w:r>
-    </w:p>
-    <w:p>
-      <w:pPr>
-        <w:keepNext/>
-        <w:spacing w:before="200" w:after="60" w:line="240" w:lineRule="auto"/>
+        <w:spacing w:before="200" w:after="120" w:line="240" w:lineRule="auto"/>
         <w:rPr>
           <w:rFonts w:ascii="Arial" w:hAnsi="Arial" w:cs="Arial"/>
           <w:b/>
@@ -4968,26 +3808,7 @@
     </w:p>
     <w:p>
       <w:pPr>
-        <w:keepLines/>
-        <w:spacing w:after="220" w:line="240" w:lineRule="auto"/>
-        <w:ind w:left="198"/>
-        <w:rPr>
-          <w:rFonts w:ascii="Arial" w:hAnsi="Arial" w:cs="Arial"/>
-          <w:sz w:val="22"/>
-        </w:rPr>
-      </w:pPr>
-      <w:r>
-        <w:rPr>
-          <w:rFonts w:ascii="Arial" w:hAnsi="Arial" w:cs="Arial"/>
-          <w:sz w:val="22"/>
-        </w:rPr>
-        <w:t>Giải thích: Phần sửa There is a tourist map khôi phục đúng mạo từ, giới từ, sự hòa hợp số ít–số nhiều hoặc cấu trúc câu bị sai.</w:t>
-      </w:r>
-    </w:p>
-    <w:p>
-      <w:pPr>
-        <w:keepNext/>
-        <w:spacing w:before="200" w:after="60" w:line="240" w:lineRule="auto"/>
+        <w:spacing w:before="200" w:after="120" w:line="240" w:lineRule="auto"/>
         <w:rPr>
           <w:rFonts w:ascii="Arial" w:hAnsi="Arial" w:cs="Arial"/>
           <w:b/>
@@ -5005,26 +3826,7 @@
     </w:p>
     <w:p>
       <w:pPr>
-        <w:keepLines/>
-        <w:spacing w:after="220" w:line="240" w:lineRule="auto"/>
-        <w:ind w:left="198"/>
-        <w:rPr>
-          <w:rFonts w:ascii="Arial" w:hAnsi="Arial" w:cs="Arial"/>
-          <w:sz w:val="22"/>
-        </w:rPr>
-      </w:pPr>
-      <w:r>
-        <w:rPr>
-          <w:rFonts w:ascii="Arial" w:hAnsi="Arial" w:cs="Arial"/>
-          <w:sz w:val="22"/>
-        </w:rPr>
-        <w:t>Giải thích: Phần sửa these stairs khôi phục đúng mạo từ, giới từ, sự hòa hợp số ít–số nhiều hoặc cấu trúc câu bị sai.</w:t>
-      </w:r>
-    </w:p>
-    <w:p>
-      <w:pPr>
-        <w:keepNext/>
-        <w:spacing w:before="200" w:after="60" w:line="240" w:lineRule="auto"/>
+        <w:spacing w:before="200" w:after="120" w:line="240" w:lineRule="auto"/>
         <w:rPr>
           <w:rFonts w:ascii="Arial" w:hAnsi="Arial" w:cs="Arial"/>
           <w:b/>
@@ -5042,26 +3844,7 @@
     </w:p>
     <w:p>
       <w:pPr>
-        <w:keepLines/>
-        <w:spacing w:after="220" w:line="240" w:lineRule="auto"/>
-        <w:ind w:left="198"/>
-        <w:rPr>
-          <w:rFonts w:ascii="Arial" w:hAnsi="Arial" w:cs="Arial"/>
-          <w:sz w:val="22"/>
-        </w:rPr>
-      </w:pPr>
-      <w:r>
-        <w:rPr>
-          <w:rFonts w:ascii="Arial" w:hAnsi="Arial" w:cs="Arial"/>
-          <w:sz w:val="22"/>
-        </w:rPr>
-        <w:t>Giải thích: Phần sửa That door ... is khôi phục đúng mạo từ, giới từ, sự hòa hợp số ít–số nhiều hoặc cấu trúc câu bị sai.</w:t>
-      </w:r>
-    </w:p>
-    <w:p>
-      <w:pPr>
-        <w:keepNext/>
-        <w:spacing w:before="200" w:after="60" w:line="240" w:lineRule="auto"/>
+        <w:spacing w:before="200" w:after="120" w:line="240" w:lineRule="auto"/>
         <w:rPr>
           <w:rFonts w:ascii="Arial" w:hAnsi="Arial" w:cs="Arial"/>
           <w:b/>
@@ -5079,26 +3862,7 @@
     </w:p>
     <w:p>
       <w:pPr>
-        <w:keepLines/>
-        <w:spacing w:after="220" w:line="240" w:lineRule="auto"/>
-        <w:ind w:left="198"/>
-        <w:rPr>
-          <w:rFonts w:ascii="Arial" w:hAnsi="Arial" w:cs="Arial"/>
-          <w:sz w:val="22"/>
-        </w:rPr>
-      </w:pPr>
-      <w:r>
-        <w:rPr>
-          <w:rFonts w:ascii="Arial" w:hAnsi="Arial" w:cs="Arial"/>
-          <w:sz w:val="22"/>
-        </w:rPr>
-        <w:t>Giải thích: Phần sửa beside/near the lift khôi phục đúng mạo từ, giới từ, sự hòa hợp số ít–số nhiều hoặc cấu trúc câu bị sai.</w:t>
-      </w:r>
-    </w:p>
-    <w:p>
-      <w:pPr>
-        <w:keepNext/>
-        <w:spacing w:before="200" w:after="60" w:line="240" w:lineRule="auto"/>
+        <w:spacing w:before="200" w:after="120" w:line="240" w:lineRule="auto"/>
         <w:rPr>
           <w:rFonts w:ascii="Arial" w:hAnsi="Arial" w:cs="Arial"/>
           <w:b/>
@@ -5116,26 +3880,7 @@
     </w:p>
     <w:p>
       <w:pPr>
-        <w:keepLines/>
-        <w:spacing w:after="220" w:line="240" w:lineRule="auto"/>
-        <w:ind w:left="198"/>
-        <w:rPr>
-          <w:rFonts w:ascii="Arial" w:hAnsi="Arial" w:cs="Arial"/>
-          <w:sz w:val="22"/>
-        </w:rPr>
-      </w:pPr>
-      <w:r>
-        <w:rPr>
-          <w:rFonts w:ascii="Arial" w:hAnsi="Arial" w:cs="Arial"/>
-          <w:sz w:val="22"/>
-        </w:rPr>
-        <w:t>Giải thích: Phần sửa There are not any lockers khôi phục đúng mạo từ, giới từ, sự hòa hợp số ít–số nhiều hoặc cấu trúc câu bị sai.</w:t>
-      </w:r>
-    </w:p>
-    <w:p>
-      <w:pPr>
-        <w:keepNext/>
-        <w:spacing w:before="200" w:after="60" w:line="240" w:lineRule="auto"/>
+        <w:spacing w:before="200" w:after="120" w:line="240" w:lineRule="auto"/>
         <w:rPr>
           <w:rFonts w:ascii="Arial" w:hAnsi="Arial" w:cs="Arial"/>
           <w:b/>
@@ -5153,26 +3898,7 @@
     </w:p>
     <w:p>
       <w:pPr>
-        <w:keepLines/>
-        <w:spacing w:after="220" w:line="240" w:lineRule="auto"/>
-        <w:ind w:left="198"/>
-        <w:rPr>
-          <w:rFonts w:ascii="Arial" w:hAnsi="Arial" w:cs="Arial"/>
-          <w:sz w:val="22"/>
-        </w:rPr>
-      </w:pPr>
-      <w:r>
-        <w:rPr>
-          <w:rFonts w:ascii="Arial" w:hAnsi="Arial" w:cs="Arial"/>
-          <w:sz w:val="22"/>
-        </w:rPr>
-        <w:t>Giải thích: Phần sửa on/under the table khôi phục đúng mạo từ, giới từ, sự hòa hợp số ít–số nhiều hoặc cấu trúc câu bị sai.</w:t>
-      </w:r>
-    </w:p>
-    <w:p>
-      <w:pPr>
-        <w:keepNext/>
-        <w:spacing w:before="200" w:after="60" w:line="240" w:lineRule="auto"/>
+        <w:spacing w:before="200" w:after="120" w:line="240" w:lineRule="auto"/>
         <w:rPr>
           <w:rFonts w:ascii="Arial" w:hAnsi="Arial" w:cs="Arial"/>
           <w:b/>
@@ -5190,26 +3916,7 @@
     </w:p>
     <w:p>
       <w:pPr>
-        <w:keepLines/>
-        <w:spacing w:after="220" w:line="240" w:lineRule="auto"/>
-        <w:ind w:left="198"/>
-        <w:rPr>
-          <w:rFonts w:ascii="Arial" w:hAnsi="Arial" w:cs="Arial"/>
-          <w:sz w:val="22"/>
-        </w:rPr>
-      </w:pPr>
-      <w:r>
-        <w:rPr>
-          <w:rFonts w:ascii="Arial" w:hAnsi="Arial" w:cs="Arial"/>
-          <w:sz w:val="22"/>
-        </w:rPr>
-        <w:t>Giải thích: Phần sửa Walk into the building khôi phục đúng mạo từ, giới từ, sự hòa hợp số ít–số nhiều hoặc cấu trúc câu bị sai.</w:t>
-      </w:r>
-    </w:p>
-    <w:p>
-      <w:pPr>
-        <w:keepNext/>
-        <w:spacing w:before="200" w:after="60" w:line="240" w:lineRule="auto"/>
+        <w:spacing w:before="200" w:after="120" w:line="240" w:lineRule="auto"/>
         <w:rPr>
           <w:rFonts w:ascii="Arial" w:hAnsi="Arial" w:cs="Arial"/>
           <w:b/>
@@ -5227,26 +3934,7 @@
     </w:p>
     <w:p>
       <w:pPr>
-        <w:keepLines/>
-        <w:spacing w:after="220" w:line="240" w:lineRule="auto"/>
-        <w:ind w:left="198"/>
-        <w:rPr>
-          <w:rFonts w:ascii="Arial" w:hAnsi="Arial" w:cs="Arial"/>
-          <w:sz w:val="22"/>
-        </w:rPr>
-      </w:pPr>
-      <w:r>
-        <w:rPr>
-          <w:rFonts w:ascii="Arial" w:hAnsi="Arial" w:cs="Arial"/>
-          <w:sz w:val="22"/>
-        </w:rPr>
-        <w:t>Giải thích: Phần sửa An information desk khôi phục đúng mạo từ, giới từ, sự hòa hợp số ít–số nhiều hoặc cấu trúc câu bị sai.</w:t>
-      </w:r>
-    </w:p>
-    <w:p>
-      <w:pPr>
-        <w:keepNext/>
-        <w:spacing w:before="200" w:after="60" w:line="240" w:lineRule="auto"/>
+        <w:spacing w:before="200" w:after="120" w:line="240" w:lineRule="auto"/>
         <w:rPr>
           <w:rFonts w:ascii="Arial" w:hAnsi="Arial" w:cs="Arial"/>
           <w:b/>
@@ -5260,24 +3948,6 @@
           <w:sz w:val="22"/>
         </w:rPr>
         <w:t>Câu 10: The museum is closed</w:t>
-      </w:r>
-    </w:p>
-    <w:p>
-      <w:pPr>
-        <w:keepLines/>
-        <w:spacing w:after="220" w:line="240" w:lineRule="auto"/>
-        <w:ind w:left="198"/>
-        <w:rPr>
-          <w:rFonts w:ascii="Arial" w:hAnsi="Arial" w:cs="Arial"/>
-          <w:sz w:val="22"/>
-        </w:rPr>
-      </w:pPr>
-      <w:r>
-        <w:rPr>
-          <w:rFonts w:ascii="Arial" w:hAnsi="Arial" w:cs="Arial"/>
-          <w:sz w:val="22"/>
-        </w:rPr>
-        <w:t>Giải thích: Phần sửa The museum is closed khôi phục đúng mạo từ, giới từ, sự hòa hợp số ít–số nhiều hoặc cấu trúc câu bị sai.</w:t>
       </w:r>
     </w:p>
     <w:p>
@@ -5299,8 +3969,7 @@
     </w:p>
     <w:p>
       <w:pPr>
-        <w:keepNext/>
-        <w:spacing w:before="200" w:after="60" w:line="240" w:lineRule="auto"/>
+        <w:spacing w:before="200" w:after="120" w:line="240" w:lineRule="auto"/>
         <w:rPr>
           <w:rFonts w:ascii="Arial" w:hAnsi="Arial" w:cs="Arial"/>
           <w:b/>
@@ -5318,26 +3987,7 @@
     </w:p>
     <w:p>
       <w:pPr>
-        <w:keepLines/>
-        <w:spacing w:after="220" w:line="240" w:lineRule="auto"/>
-        <w:ind w:left="198"/>
-        <w:rPr>
-          <w:rFonts w:ascii="Arial" w:hAnsi="Arial" w:cs="Arial"/>
-          <w:sz w:val="22"/>
-        </w:rPr>
-      </w:pPr>
-      <w:r>
-        <w:rPr>
-          <w:rFonts w:ascii="Arial" w:hAnsi="Arial" w:cs="Arial"/>
-          <w:sz w:val="22"/>
-        </w:rPr>
-        <w:t>Giải thích: Bản dịch giữ đúng nghĩa câu tiếng Việt và sử dụng chính xác cấu trúc trọng tâm của bài 26–29.</w:t>
-      </w:r>
-    </w:p>
-    <w:p>
-      <w:pPr>
-        <w:keepNext/>
-        <w:spacing w:before="200" w:after="60" w:line="240" w:lineRule="auto"/>
+        <w:spacing w:before="200" w:after="120" w:line="240" w:lineRule="auto"/>
         <w:rPr>
           <w:rFonts w:ascii="Arial" w:hAnsi="Arial" w:cs="Arial"/>
           <w:b/>
@@ -5355,26 +4005,7 @@
     </w:p>
     <w:p>
       <w:pPr>
-        <w:keepLines/>
-        <w:spacing w:after="220" w:line="240" w:lineRule="auto"/>
-        <w:ind w:left="198"/>
-        <w:rPr>
-          <w:rFonts w:ascii="Arial" w:hAnsi="Arial" w:cs="Arial"/>
-          <w:sz w:val="22"/>
-        </w:rPr>
-      </w:pPr>
-      <w:r>
-        <w:rPr>
-          <w:rFonts w:ascii="Arial" w:hAnsi="Arial" w:cs="Arial"/>
-          <w:sz w:val="22"/>
-        </w:rPr>
-        <w:t>Giải thích: Bản dịch giữ đúng nghĩa câu tiếng Việt và sử dụng chính xác cấu trúc trọng tâm của bài 26–29.</w:t>
-      </w:r>
-    </w:p>
-    <w:p>
-      <w:pPr>
-        <w:keepNext/>
-        <w:spacing w:before="200" w:after="60" w:line="240" w:lineRule="auto"/>
+        <w:spacing w:before="200" w:after="120" w:line="240" w:lineRule="auto"/>
         <w:rPr>
           <w:rFonts w:ascii="Arial" w:hAnsi="Arial" w:cs="Arial"/>
           <w:b/>
@@ -5392,26 +4023,7 @@
     </w:p>
     <w:p>
       <w:pPr>
-        <w:keepLines/>
-        <w:spacing w:after="220" w:line="240" w:lineRule="auto"/>
-        <w:ind w:left="198"/>
-        <w:rPr>
-          <w:rFonts w:ascii="Arial" w:hAnsi="Arial" w:cs="Arial"/>
-          <w:sz w:val="22"/>
-        </w:rPr>
-      </w:pPr>
-      <w:r>
-        <w:rPr>
-          <w:rFonts w:ascii="Arial" w:hAnsi="Arial" w:cs="Arial"/>
-          <w:sz w:val="22"/>
-        </w:rPr>
-        <w:t>Giải thích: Bản dịch giữ đúng nghĩa câu tiếng Việt và sử dụng chính xác cấu trúc trọng tâm của bài 26–29.</w:t>
-      </w:r>
-    </w:p>
-    <w:p>
-      <w:pPr>
-        <w:keepNext/>
-        <w:spacing w:before="200" w:after="60" w:line="240" w:lineRule="auto"/>
+        <w:spacing w:before="200" w:after="120" w:line="240" w:lineRule="auto"/>
         <w:rPr>
           <w:rFonts w:ascii="Arial" w:hAnsi="Arial" w:cs="Arial"/>
           <w:b/>
@@ -5429,26 +4041,7 @@
     </w:p>
     <w:p>
       <w:pPr>
-        <w:keepLines/>
-        <w:spacing w:after="220" w:line="240" w:lineRule="auto"/>
-        <w:ind w:left="198"/>
-        <w:rPr>
-          <w:rFonts w:ascii="Arial" w:hAnsi="Arial" w:cs="Arial"/>
-          <w:sz w:val="22"/>
-        </w:rPr>
-      </w:pPr>
-      <w:r>
-        <w:rPr>
-          <w:rFonts w:ascii="Arial" w:hAnsi="Arial" w:cs="Arial"/>
-          <w:sz w:val="22"/>
-        </w:rPr>
-        <w:t>Giải thích: Bản dịch giữ đúng nghĩa câu tiếng Việt và sử dụng chính xác cấu trúc trọng tâm của bài 26–29.</w:t>
-      </w:r>
-    </w:p>
-    <w:p>
-      <w:pPr>
-        <w:keepNext/>
-        <w:spacing w:before="200" w:after="60" w:line="240" w:lineRule="auto"/>
+        <w:spacing w:before="200" w:after="120" w:line="240" w:lineRule="auto"/>
         <w:rPr>
           <w:rFonts w:ascii="Arial" w:hAnsi="Arial" w:cs="Arial"/>
           <w:b/>
@@ -5466,26 +4059,7 @@
     </w:p>
     <w:p>
       <w:pPr>
-        <w:keepLines/>
-        <w:spacing w:after="220" w:line="240" w:lineRule="auto"/>
-        <w:ind w:left="198"/>
-        <w:rPr>
-          <w:rFonts w:ascii="Arial" w:hAnsi="Arial" w:cs="Arial"/>
-          <w:sz w:val="22"/>
-        </w:rPr>
-      </w:pPr>
-      <w:r>
-        <w:rPr>
-          <w:rFonts w:ascii="Arial" w:hAnsi="Arial" w:cs="Arial"/>
-          <w:sz w:val="22"/>
-        </w:rPr>
-        <w:t>Giải thích: Bản dịch giữ đúng nghĩa câu tiếng Việt và sử dụng chính xác cấu trúc trọng tâm của bài 26–29.</w:t>
-      </w:r>
-    </w:p>
-    <w:p>
-      <w:pPr>
-        <w:keepNext/>
-        <w:spacing w:before="200" w:after="60" w:line="240" w:lineRule="auto"/>
+        <w:spacing w:before="200" w:after="120" w:line="240" w:lineRule="auto"/>
         <w:rPr>
           <w:rFonts w:ascii="Arial" w:hAnsi="Arial" w:cs="Arial"/>
           <w:b/>
@@ -5503,26 +4077,7 @@
     </w:p>
     <w:p>
       <w:pPr>
-        <w:keepLines/>
-        <w:spacing w:after="220" w:line="240" w:lineRule="auto"/>
-        <w:ind w:left="198"/>
-        <w:rPr>
-          <w:rFonts w:ascii="Arial" w:hAnsi="Arial" w:cs="Arial"/>
-          <w:sz w:val="22"/>
-        </w:rPr>
-      </w:pPr>
-      <w:r>
-        <w:rPr>
-          <w:rFonts w:ascii="Arial" w:hAnsi="Arial" w:cs="Arial"/>
-          <w:sz w:val="22"/>
-        </w:rPr>
-        <w:t>Giải thích: Bản dịch giữ đúng nghĩa câu tiếng Việt và sử dụng chính xác cấu trúc trọng tâm của bài 26–29.</w:t>
-      </w:r>
-    </w:p>
-    <w:p>
-      <w:pPr>
-        <w:keepNext/>
-        <w:spacing w:before="200" w:after="60" w:line="240" w:lineRule="auto"/>
+        <w:spacing w:before="200" w:after="120" w:line="240" w:lineRule="auto"/>
         <w:rPr>
           <w:rFonts w:ascii="Arial" w:hAnsi="Arial" w:cs="Arial"/>
           <w:b/>
@@ -5540,26 +4095,7 @@
     </w:p>
     <w:p>
       <w:pPr>
-        <w:keepLines/>
-        <w:spacing w:after="220" w:line="240" w:lineRule="auto"/>
-        <w:ind w:left="198"/>
-        <w:rPr>
-          <w:rFonts w:ascii="Arial" w:hAnsi="Arial" w:cs="Arial"/>
-          <w:sz w:val="22"/>
-        </w:rPr>
-      </w:pPr>
-      <w:r>
-        <w:rPr>
-          <w:rFonts w:ascii="Arial" w:hAnsi="Arial" w:cs="Arial"/>
-          <w:sz w:val="22"/>
-        </w:rPr>
-        <w:t>Giải thích: Bản dịch giữ đúng nghĩa câu tiếng Việt và sử dụng chính xác cấu trúc trọng tâm của bài 26–29.</w:t>
-      </w:r>
-    </w:p>
-    <w:p>
-      <w:pPr>
-        <w:keepNext/>
-        <w:spacing w:before="200" w:after="60" w:line="240" w:lineRule="auto"/>
+        <w:spacing w:before="200" w:after="120" w:line="240" w:lineRule="auto"/>
         <w:rPr>
           <w:rFonts w:ascii="Arial" w:hAnsi="Arial" w:cs="Arial"/>
           <w:b/>
@@ -5577,26 +4113,7 @@
     </w:p>
     <w:p>
       <w:pPr>
-        <w:keepLines/>
-        <w:spacing w:after="220" w:line="240" w:lineRule="auto"/>
-        <w:ind w:left="198"/>
-        <w:rPr>
-          <w:rFonts w:ascii="Arial" w:hAnsi="Arial" w:cs="Arial"/>
-          <w:sz w:val="22"/>
-        </w:rPr>
-      </w:pPr>
-      <w:r>
-        <w:rPr>
-          <w:rFonts w:ascii="Arial" w:hAnsi="Arial" w:cs="Arial"/>
-          <w:sz w:val="22"/>
-        </w:rPr>
-        <w:t>Giải thích: Bản dịch giữ đúng nghĩa câu tiếng Việt và sử dụng chính xác cấu trúc trọng tâm của bài 26–29.</w:t>
-      </w:r>
-    </w:p>
-    <w:p>
-      <w:pPr>
-        <w:keepNext/>
-        <w:spacing w:before="200" w:after="60" w:line="240" w:lineRule="auto"/>
+        <w:spacing w:before="200" w:after="120" w:line="240" w:lineRule="auto"/>
         <w:rPr>
           <w:rFonts w:ascii="Arial" w:hAnsi="Arial" w:cs="Arial"/>
           <w:b/>
@@ -5614,26 +4131,7 @@
     </w:p>
     <w:p>
       <w:pPr>
-        <w:keepLines/>
-        <w:spacing w:after="220" w:line="240" w:lineRule="auto"/>
-        <w:ind w:left="198"/>
-        <w:rPr>
-          <w:rFonts w:ascii="Arial" w:hAnsi="Arial" w:cs="Arial"/>
-          <w:sz w:val="22"/>
-        </w:rPr>
-      </w:pPr>
-      <w:r>
-        <w:rPr>
-          <w:rFonts w:ascii="Arial" w:hAnsi="Arial" w:cs="Arial"/>
-          <w:sz w:val="22"/>
-        </w:rPr>
-        <w:t>Giải thích: Bản dịch giữ đúng nghĩa câu tiếng Việt và sử dụng chính xác cấu trúc trọng tâm của bài 26–29.</w:t>
-      </w:r>
-    </w:p>
-    <w:p>
-      <w:pPr>
-        <w:keepNext/>
-        <w:spacing w:before="200" w:after="60" w:line="240" w:lineRule="auto"/>
+        <w:spacing w:before="200" w:after="120" w:line="240" w:lineRule="auto"/>
         <w:rPr>
           <w:rFonts w:ascii="Arial" w:hAnsi="Arial" w:cs="Arial"/>
           <w:b/>
@@ -5647,24 +4145,6 @@
           <w:sz w:val="22"/>
         </w:rPr>
         <w:t>Câu 10: We come here in summer</w:t>
-      </w:r>
-    </w:p>
-    <w:p>
-      <w:pPr>
-        <w:keepLines/>
-        <w:spacing w:after="220" w:line="240" w:lineRule="auto"/>
-        <w:ind w:left="198"/>
-        <w:rPr>
-          <w:rFonts w:ascii="Arial" w:hAnsi="Arial" w:cs="Arial"/>
-          <w:sz w:val="22"/>
-        </w:rPr>
-      </w:pPr>
-      <w:r>
-        <w:rPr>
-          <w:rFonts w:ascii="Arial" w:hAnsi="Arial" w:cs="Arial"/>
-          <w:sz w:val="22"/>
-        </w:rPr>
-        <w:t>Giải thích: Bản dịch giữ đúng nghĩa câu tiếng Việt và sử dụng chính xác cấu trúc trọng tâm của bài 26–29.</w:t>
       </w:r>
     </w:p>
     <w:p>
@@ -5686,8 +4166,7 @@
     </w:p>
     <w:p>
       <w:pPr>
-        <w:keepNext/>
-        <w:spacing w:before="200" w:after="60" w:line="240" w:lineRule="auto"/>
+        <w:spacing w:before="200" w:after="120" w:line="240" w:lineRule="auto"/>
         <w:rPr>
           <w:rFonts w:ascii="Arial" w:hAnsi="Arial" w:cs="Arial"/>
           <w:b/>
@@ -5705,26 +4184,7 @@
     </w:p>
     <w:p>
       <w:pPr>
-        <w:keepLines/>
-        <w:spacing w:after="220" w:line="240" w:lineRule="auto"/>
-        <w:ind w:left="198"/>
-        <w:rPr>
-          <w:rFonts w:ascii="Arial" w:hAnsi="Arial" w:cs="Arial"/>
-          <w:sz w:val="22"/>
-        </w:rPr>
-      </w:pPr>
-      <w:r>
-        <w:rPr>
-          <w:rFonts w:ascii="Arial" w:hAnsi="Arial" w:cs="Arial"/>
-          <w:sz w:val="22"/>
-        </w:rPr>
-        <w:t>Giải thích: Bằng chứng nằm trực tiếp trong đoạn đọc; chi tiết về người/vật, vị trí, số lượng hoặc thời gian dẫn đến câu trả lời In the middle of Green Square.</w:t>
-      </w:r>
-    </w:p>
-    <w:p>
-      <w:pPr>
-        <w:keepNext/>
-        <w:spacing w:before="200" w:after="60" w:line="240" w:lineRule="auto"/>
+        <w:spacing w:before="200" w:after="120" w:line="240" w:lineRule="auto"/>
         <w:rPr>
           <w:rFonts w:ascii="Arial" w:hAnsi="Arial" w:cs="Arial"/>
           <w:b/>
@@ -5742,26 +4202,7 @@
     </w:p>
     <w:p>
       <w:pPr>
-        <w:keepLines/>
-        <w:spacing w:after="220" w:line="240" w:lineRule="auto"/>
-        <w:ind w:left="198"/>
-        <w:rPr>
-          <w:rFonts w:ascii="Arial" w:hAnsi="Arial" w:cs="Arial"/>
-          <w:sz w:val="22"/>
-        </w:rPr>
-      </w:pPr>
-      <w:r>
-        <w:rPr>
-          <w:rFonts w:ascii="Arial" w:hAnsi="Arial" w:cs="Arial"/>
-          <w:sz w:val="22"/>
-        </w:rPr>
-        <w:t>Giải thích: Bằng chứng nằm trực tiếp trong đoạn đọc; chi tiết về người/vật, vị trí, số lượng hoặc thời gian dẫn đến câu trả lời No, it is old.</w:t>
-      </w:r>
-    </w:p>
-    <w:p>
-      <w:pPr>
-        <w:keepNext/>
-        <w:spacing w:before="200" w:after="60" w:line="240" w:lineRule="auto"/>
+        <w:spacing w:before="200" w:after="120" w:line="240" w:lineRule="auto"/>
         <w:rPr>
           <w:rFonts w:ascii="Arial" w:hAnsi="Arial" w:cs="Arial"/>
           <w:b/>
@@ -5779,26 +4220,7 @@
     </w:p>
     <w:p>
       <w:pPr>
-        <w:keepLines/>
-        <w:spacing w:after="220" w:line="240" w:lineRule="auto"/>
-        <w:ind w:left="198"/>
-        <w:rPr>
-          <w:rFonts w:ascii="Arial" w:hAnsi="Arial" w:cs="Arial"/>
-          <w:sz w:val="22"/>
-        </w:rPr>
-      </w:pPr>
-      <w:r>
-        <w:rPr>
-          <w:rFonts w:ascii="Arial" w:hAnsi="Arial" w:cs="Arial"/>
-          <w:sz w:val="22"/>
-        </w:rPr>
-        <w:t>Giải thích: Bằng chứng nằm trực tiếp trong đoạn đọc; chi tiết về người/vật, vị trí, số lượng hoặc thời gian dẫn đến câu trả lời Free maps.</w:t>
-      </w:r>
-    </w:p>
-    <w:p>
-      <w:pPr>
-        <w:keepNext/>
-        <w:spacing w:before="200" w:after="60" w:line="240" w:lineRule="auto"/>
+        <w:spacing w:before="200" w:after="120" w:line="240" w:lineRule="auto"/>
         <w:rPr>
           <w:rFonts w:ascii="Arial" w:hAnsi="Arial" w:cs="Arial"/>
           <w:b/>
@@ -5816,26 +4238,7 @@
     </w:p>
     <w:p>
       <w:pPr>
-        <w:keepLines/>
-        <w:spacing w:after="220" w:line="240" w:lineRule="auto"/>
-        <w:ind w:left="198"/>
-        <w:rPr>
-          <w:rFonts w:ascii="Arial" w:hAnsi="Arial" w:cs="Arial"/>
-          <w:sz w:val="22"/>
-        </w:rPr>
-      </w:pPr>
-      <w:r>
-        <w:rPr>
-          <w:rFonts w:ascii="Arial" w:hAnsi="Arial" w:cs="Arial"/>
-          <w:sz w:val="22"/>
-        </w:rPr>
-        <w:t>Giải thích: Bằng chứng nằm trực tiếp trong đoạn đọc; chi tiết về người/vật, vị trí, số lượng hoặc thời gian dẫn đến câu trả lời A bank.</w:t>
-      </w:r>
-    </w:p>
-    <w:p>
-      <w:pPr>
-        <w:keepNext/>
-        <w:spacing w:before="200" w:after="60" w:line="240" w:lineRule="auto"/>
+        <w:spacing w:before="200" w:after="120" w:line="240" w:lineRule="auto"/>
         <w:rPr>
           <w:rFonts w:ascii="Arial" w:hAnsi="Arial" w:cs="Arial"/>
           <w:b/>
@@ -5853,26 +4256,7 @@
     </w:p>
     <w:p>
       <w:pPr>
-        <w:keepLines/>
-        <w:spacing w:after="220" w:line="240" w:lineRule="auto"/>
-        <w:ind w:left="198"/>
-        <w:rPr>
-          <w:rFonts w:ascii="Arial" w:hAnsi="Arial" w:cs="Arial"/>
-          <w:sz w:val="22"/>
-        </w:rPr>
-      </w:pPr>
-      <w:r>
-        <w:rPr>
-          <w:rFonts w:ascii="Arial" w:hAnsi="Arial" w:cs="Arial"/>
-          <w:sz w:val="22"/>
-        </w:rPr>
-        <w:t>Giải thích: Bằng chứng nằm trực tiếp trong đoạn đọc; chi tiết về người/vật, vị trí, số lượng hoặc thời gian dẫn đến câu trả lời Next to the centre.</w:t>
-      </w:r>
-    </w:p>
-    <w:p>
-      <w:pPr>
-        <w:keepNext/>
-        <w:spacing w:before="200" w:after="60" w:line="240" w:lineRule="auto"/>
+        <w:spacing w:before="200" w:after="120" w:line="240" w:lineRule="auto"/>
         <w:rPr>
           <w:rFonts w:ascii="Arial" w:hAnsi="Arial" w:cs="Arial"/>
           <w:b/>
@@ -5890,26 +4274,7 @@
     </w:p>
     <w:p>
       <w:pPr>
-        <w:keepLines/>
-        <w:spacing w:after="220" w:line="240" w:lineRule="auto"/>
-        <w:ind w:left="198"/>
-        <w:rPr>
-          <w:rFonts w:ascii="Arial" w:hAnsi="Arial" w:cs="Arial"/>
-          <w:sz w:val="22"/>
-        </w:rPr>
-      </w:pPr>
-      <w:r>
-        <w:rPr>
-          <w:rFonts w:ascii="Arial" w:hAnsi="Arial" w:cs="Arial"/>
-          <w:sz w:val="22"/>
-        </w:rPr>
-        <w:t>Giải thích: Bằng chứng nằm trực tiếp trong đoạn đọc; chi tiết về người/vật, vị trí, số lượng hoặc thời gian dẫn đến câu trả lời Café customers.</w:t>
-      </w:r>
-    </w:p>
-    <w:p>
-      <w:pPr>
-        <w:keepNext/>
-        <w:spacing w:before="200" w:after="60" w:line="240" w:lineRule="auto"/>
+        <w:spacing w:before="200" w:after="120" w:line="240" w:lineRule="auto"/>
         <w:rPr>
           <w:rFonts w:ascii="Arial" w:hAnsi="Arial" w:cs="Arial"/>
           <w:b/>
@@ -5927,26 +4292,7 @@
     </w:p>
     <w:p>
       <w:pPr>
-        <w:keepLines/>
-        <w:spacing w:after="220" w:line="240" w:lineRule="auto"/>
-        <w:ind w:left="198"/>
-        <w:rPr>
-          <w:rFonts w:ascii="Arial" w:hAnsi="Arial" w:cs="Arial"/>
-          <w:sz w:val="22"/>
-        </w:rPr>
-      </w:pPr>
-      <w:r>
-        <w:rPr>
-          <w:rFonts w:ascii="Arial" w:hAnsi="Arial" w:cs="Arial"/>
-          <w:sz w:val="22"/>
-        </w:rPr>
-        <w:t>Giải thích: Bằng chứng nằm trực tiếp trong đoạn đọc; chi tiết về người/vật, vị trí, số lượng hoặc thời gian dẫn đến câu trả lời Hotels.</w:t>
-      </w:r>
-    </w:p>
-    <w:p>
-      <w:pPr>
-        <w:keepNext/>
-        <w:spacing w:before="200" w:after="60" w:line="240" w:lineRule="auto"/>
+        <w:spacing w:before="200" w:after="120" w:line="240" w:lineRule="auto"/>
         <w:rPr>
           <w:rFonts w:ascii="Arial" w:hAnsi="Arial" w:cs="Arial"/>
           <w:b/>
@@ -5964,26 +4310,7 @@
     </w:p>
     <w:p>
       <w:pPr>
-        <w:keepLines/>
-        <w:spacing w:after="220" w:line="240" w:lineRule="auto"/>
-        <w:ind w:left="198"/>
-        <w:rPr>
-          <w:rFonts w:ascii="Arial" w:hAnsi="Arial" w:cs="Arial"/>
-          <w:sz w:val="22"/>
-        </w:rPr>
-      </w:pPr>
-      <w:r>
-        <w:rPr>
-          <w:rFonts w:ascii="Arial" w:hAnsi="Arial" w:cs="Arial"/>
-          <w:sz w:val="22"/>
-        </w:rPr>
-        <w:t>Giải thích: Bằng chứng nằm trực tiếp trong đoạn đọc; chi tiết về người/vật, vị trí, số lượng hoặc thời gian dẫn đến câu trả lời On the north side.</w:t>
-      </w:r>
-    </w:p>
-    <w:p>
-      <w:pPr>
-        <w:keepNext/>
-        <w:spacing w:before="200" w:after="60" w:line="240" w:lineRule="auto"/>
+        <w:spacing w:before="200" w:after="120" w:line="240" w:lineRule="auto"/>
         <w:rPr>
           <w:rFonts w:ascii="Arial" w:hAnsi="Arial" w:cs="Arial"/>
           <w:b/>
@@ -6001,26 +4328,7 @@
     </w:p>
     <w:p>
       <w:pPr>
-        <w:keepLines/>
-        <w:spacing w:after="220" w:line="240" w:lineRule="auto"/>
-        <w:ind w:left="198"/>
-        <w:rPr>
-          <w:rFonts w:ascii="Arial" w:hAnsi="Arial" w:cs="Arial"/>
-          <w:sz w:val="22"/>
-        </w:rPr>
-      </w:pPr>
-      <w:r>
-        <w:rPr>
-          <w:rFonts w:ascii="Arial" w:hAnsi="Arial" w:cs="Arial"/>
-          <w:sz w:val="22"/>
-        </w:rPr>
-        <w:t>Giải thích: Bằng chứng nằm trực tiếp trong đoạn đọc; chi tiết về người/vật, vị trí, số lượng hoặc thời gian dẫn đến câu trả lời Every fifteen minutes.</w:t>
-      </w:r>
-    </w:p>
-    <w:p>
-      <w:pPr>
-        <w:keepNext/>
-        <w:spacing w:before="200" w:after="60" w:line="240" w:lineRule="auto"/>
+        <w:spacing w:before="200" w:after="120" w:line="240" w:lineRule="auto"/>
         <w:rPr>
           <w:rFonts w:ascii="Arial" w:hAnsi="Arial" w:cs="Arial"/>
           <w:b/>
@@ -6034,24 +4342,6 @@
           <w:sz w:val="22"/>
         </w:rPr>
         <w:t>Câu 10: There is a local market</w:t>
-      </w:r>
-    </w:p>
-    <w:p>
-      <w:pPr>
-        <w:keepLines/>
-        <w:spacing w:after="220" w:line="240" w:lineRule="auto"/>
-        <w:ind w:left="198"/>
-        <w:rPr>
-          <w:rFonts w:ascii="Arial" w:hAnsi="Arial" w:cs="Arial"/>
-          <w:sz w:val="22"/>
-        </w:rPr>
-      </w:pPr>
-      <w:r>
-        <w:rPr>
-          <w:rFonts w:ascii="Arial" w:hAnsi="Arial" w:cs="Arial"/>
-          <w:sz w:val="22"/>
-        </w:rPr>
-        <w:t>Giải thích: Bằng chứng nằm trực tiếp trong đoạn đọc; chi tiết về người/vật, vị trí, số lượng hoặc thời gian dẫn đến câu trả lời There is a local market.</w:t>
       </w:r>
     </w:p>
     <w:p>
@@ -6073,7 +4363,6 @@
     </w:p>
     <w:p>
       <w:pPr>
-        <w:keepNext/>
         <w:spacing w:before="200" w:after="120" w:line="240" w:lineRule="auto"/>
         <w:rPr>
           <w:rFonts w:ascii="Arial" w:hAnsi="Arial" w:cs="Arial"/>
